--- a/data/outputs/v2/Maths/SS3.2_Rotation/Mathematics_Rotation_FinalExplanation.docx
+++ b/data/outputs/v2/Maths/SS3.2_Rotation/Mathematics_Rotation_FinalExplanation.docx
@@ -38,6 +38,177 @@
           <w:szCs w:val="22"/>
         </w:rPr>
         <w:t xml:space="preserve">Student Assessment Document</w:t>
+      </w:r>
+    </w:p>
+    <w:p>
+      <w:pPr>
+        <w:spacing w:after="80" w:before="120"/>
+      </w:pPr>
+      <w:r>
+        <w:rPr>
+          <w:rFonts w:ascii="Arial" w:cs="Arial" w:eastAsia="Arial" w:hAnsi="Arial"/>
+          <w:b/>
+          <w:bCs/>
+          <w:color w:val="1F3864"/>
+          <w:sz w:val="20"/>
+          <w:szCs w:val="20"/>
+        </w:rPr>
+        <w:t xml:space="preserve">ATTRIBUTION AND LICENSING</w:t>
+      </w:r>
+    </w:p>
+    <w:p>
+      <w:pPr>
+        <w:spacing w:after="60" w:before="0"/>
+      </w:pPr>
+      <w:r>
+        <w:rPr>
+          <w:rFonts w:ascii="Arial" w:cs="Arial" w:eastAsia="Arial" w:hAnsi="Arial"/>
+          <w:b/>
+          <w:bCs/>
+          <w:sz w:val="17"/>
+          <w:szCs w:val="17"/>
+        </w:rPr>
+        <w:t xml:space="preserve">Curriculum Alignment: </w:t>
+      </w:r>
+      <w:r>
+        <w:rPr>
+          <w:rFonts w:ascii="Arial" w:cs="Arial" w:eastAsia="Arial" w:hAnsi="Arial"/>
+          <w:sz w:val="17"/>
+          <w:szCs w:val="17"/>
+        </w:rPr>
+        <w:t xml:space="preserve">Structured in pedagogical alignment with the competence-based curriculum format and learning outcomes established by the Kenya Institute of Curriculum Development (KICD). This material is independently developed and is not officially endorsed or published by KICD.</w:t>
+      </w:r>
+    </w:p>
+    <w:p>
+      <w:pPr>
+        <w:spacing w:after="60" w:before="0"/>
+      </w:pPr>
+      <w:r>
+        <w:rPr>
+          <w:rFonts w:ascii="Arial" w:cs="Arial" w:eastAsia="Arial" w:hAnsi="Arial"/>
+          <w:b/>
+          <w:bCs/>
+          <w:sz w:val="17"/>
+          <w:szCs w:val="17"/>
+        </w:rPr>
+        <w:t xml:space="preserve">Content &amp; Pedagogy: </w:t>
+      </w:r>
+      <w:r>
+        <w:rPr>
+          <w:rFonts w:ascii="Arial" w:cs="Arial" w:eastAsia="Arial" w:hAnsi="Arial"/>
+          <w:sz w:val="17"/>
+          <w:szCs w:val="17"/>
+        </w:rPr>
+        <w:t xml:space="preserve">Developed and adapted by the educator team at SeaVuria (registered 501(c)(3) in the United States and registered NGO in Kenya, No. 872-850A-BF11), who designed the pedagogical framework, lesson templates and exemplar lessons on which this material is based.</w:t>
+      </w:r>
+    </w:p>
+    <w:p>
+      <w:pPr>
+        <w:spacing w:after="60" w:before="0"/>
+      </w:pPr>
+      <w:r>
+        <w:rPr>
+          <w:rFonts w:ascii="Arial" w:cs="Arial" w:eastAsia="Arial" w:hAnsi="Arial"/>
+          <w:b/>
+          <w:bCs/>
+          <w:sz w:val="17"/>
+          <w:szCs w:val="17"/>
+        </w:rPr>
+        <w:t xml:space="preserve">Production &amp; Layout: </w:t>
+      </w:r>
+      <w:r>
+        <w:rPr>
+          <w:rFonts w:ascii="Arial" w:cs="Arial" w:eastAsia="Arial" w:hAnsi="Arial"/>
+          <w:sz w:val="17"/>
+          <w:szCs w:val="17"/>
+        </w:rPr>
+        <w:t xml:space="preserve">Educational design and curriculum sequencing by SeaVuria. Technical layout, structural formatting, and digital optimization/implementation executed in partnership with ARES Education (registered 501(c)(3) in the United States and Canada (as Afretech Aid) and registered NGO in Kenya), with lesson drafting and compilation assisted by AI (Claude, Anthropic).</w:t>
+      </w:r>
+    </w:p>
+    <w:p>
+      <w:pPr>
+        <w:pBdr>
+          <w:bottom w:val="single" w:color="1F3864" w:sz="6" w:space="6"/>
+        </w:pBdr>
+        <w:spacing w:after="60" w:before="0"/>
+      </w:pPr>
+      <w:r>
+        <w:rPr>
+          <w:rFonts w:ascii="Arial" w:cs="Arial" w:eastAsia="Arial" w:hAnsi="Arial"/>
+          <w:b/>
+          <w:bCs/>
+          <w:sz w:val="17"/>
+          <w:szCs w:val="17"/>
+        </w:rPr>
+        <w:t xml:space="preserve">Licensing &amp; Copyright: </w:t>
+      </w:r>
+      <w:r>
+        <w:rPr>
+          <w:rFonts w:ascii="Arial" w:cs="Arial" w:eastAsia="Arial" w:hAnsi="Arial"/>
+          <w:sz w:val="17"/>
+          <w:szCs w:val="17"/>
+        </w:rPr>
+        <w:t xml:space="preserve">© 2026 SeaVuria and ARES. This work is licensed under a </w:t>
+      </w:r>
+      <w:hyperlink w:history="1" r:id="rIdtexj-9l44-vmmvxyg8iuk">
+        <w:r>
+          <w:rPr>
+            <w:rFonts w:ascii="Arial" w:cs="Arial" w:eastAsia="Arial" w:hAnsi="Arial"/>
+            <w:color w:val="1F6B75"/>
+            <w:sz w:val="17"/>
+            <w:szCs w:val="17"/>
+            <w:u w:val="single" w:color="1F6B75"/>
+          </w:rPr>
+          <w:t xml:space="preserve">Creative Commons Attribution-NonCommercial 4.0 International License</w:t>
+        </w:r>
+      </w:hyperlink>
+      <w:r>
+        <w:rPr>
+          <w:rFonts w:ascii="Arial" w:cs="Arial" w:eastAsia="Arial" w:hAnsi="Arial"/>
+          <w:sz w:val="17"/>
+          <w:szCs w:val="17"/>
+        </w:rPr>
+        <w:t xml:space="preserve"> (</w:t>
+      </w:r>
+      <w:hyperlink w:history="1" r:id="rIdoajhyip5xglxqcojiusnp">
+        <w:r>
+          <w:rPr>
+            <w:rFonts w:ascii="Arial" w:cs="Arial" w:eastAsia="Arial" w:hAnsi="Arial"/>
+            <w:color w:val="1F6B75"/>
+            <w:sz w:val="17"/>
+            <w:szCs w:val="17"/>
+            <w:u w:val="single" w:color="1F6B75"/>
+          </w:rPr>
+          <w:t xml:space="preserve">CC BY-NC 4.0</w:t>
+        </w:r>
+      </w:hyperlink>
+      <w:r>
+        <w:rPr>
+          <w:rFonts w:ascii="Arial" w:cs="Arial" w:eastAsia="Arial" w:hAnsi="Arial"/>
+          <w:sz w:val="17"/>
+          <w:szCs w:val="17"/>
+        </w:rPr>
+        <w:t xml:space="preserve">). To view a copy of this license, visit </w:t>
+      </w:r>
+      <w:hyperlink w:history="1" r:id="rIdslkb_zwdervv63lkygpwp">
+        <w:r>
+          <w:rPr>
+            <w:rFonts w:ascii="Arial" w:cs="Arial" w:eastAsia="Arial" w:hAnsi="Arial"/>
+            <w:color w:val="1F6B75"/>
+            <w:sz w:val="17"/>
+            <w:szCs w:val="17"/>
+            <w:u w:val="single" w:color="1F6B75"/>
+          </w:rPr>
+          <w:t xml:space="preserve">https://creativecommons.org/licenses/by-nc/4.0/</w:t>
+        </w:r>
+      </w:hyperlink>
+      <w:r>
+        <w:rPr>
+          <w:rFonts w:ascii="Arial" w:cs="Arial" w:eastAsia="Arial" w:hAnsi="Arial"/>
+          <w:sz w:val="17"/>
+          <w:szCs w:val="17"/>
+        </w:rPr>
+        <w:t xml:space="preserve">. You are free to copy, redistribute, and adapt this material in any medium or format, provided appropriate credit is given and the material is not used for commercial purposes. KICD learning outcomes and curriculum designations reproduced here for alignment purposes remain the property of KICD and are not covered by this license. Linked external resources (e.g. CK-12, Khan Academy, PhET) are subject to their own licenses.</w:t>
       </w:r>
     </w:p>
     <w:p>

--- a/data/outputs/v2/Maths/SS3.2_Rotation/Mathematics_Rotation_FinalExplanation.docx
+++ b/data/outputs/v2/Maths/SS3.2_Rotation/Mathematics_Rotation_FinalExplanation.docx
@@ -95,7 +95,7 @@
                 <w:sz w:val="22"/>
                 <w:szCs w:val="22"/>
               </w:rPr>
-              <w:t xml:space="preserve">FINAL EXPLANATION: MATHEMATICS GRADE 10 – SUB-STRAND 3.2: ROTATION</w:t>
+              <w:t xml:space="preserve">FINAL EXPLANATION: MATHEMATICS GRADE 10 – 3.2 ROTATION: FINAL EXPLANATION</w:t>
             </w:r>
           </w:p>
         </w:tc>
@@ -422,7 +422,7 @@
                 <w:sz w:val="18"/>
                 <w:szCs w:val="18"/>
               </w:rPr>
-              <w:t xml:space="preserve">Your Final Explanation is your chance to show everything you have learned in this unit by answering the Driving Question fully and clearly. Read the Driving Question carefully, then write a detailed explanation using the four sections below as your guide. Your answer should connect back to the Ngong Hills wind turbine phenomenon you investigated at the start of the unit. Use correct mathematical vocabulary, include worked examples with coordinates, and support every claim with evidence or reasoning from your lessons. Work through each section in order — each one builds on the last. You will be assessed using the rubric at the bottom of this document.</w:t>
+              <w:t xml:space="preserve">This is your Final Explanation for the unit. Think back to the Ngong Hills Wind Farm video and everything you found out in Lessons 1 to 10. Answer each section in the space under it. Write in full sentences, use the correct rotation words (centre of rotation, angle of rotation, direction, object, image, order of rotational symmetry, congruent) and show any working or constructions you use. Always connect your answers to the Ngong Hills turbine. Positive angles mean anti-clockwise and negative angles mean clockwise.</w:t>
             </w:r>
           </w:p>
         </w:tc>
@@ -450,14 +450,12 @@
         <w:tblLayout w:type="fixed"/>
       </w:tblPr>
       <w:tblGrid>
-        <w:gridCol w:w="3000"/>
-        <w:gridCol w:w="10680"/>
+        <w:gridCol w:w="13680"/>
       </w:tblGrid>
       <w:tr>
         <w:tc>
           <w:tcPr>
             <w:tcW w:type="dxa" w:w="13680"/>
-            <w:gridSpan w:val="2"/>
             <w:shd w:fill="1F3864" w:color="auto" w:val="clear"/>
             <w:tcMar>
               <w:top w:type="dxa" w:w="60"/>
@@ -483,15 +481,15 @@
                 <w:sz w:val="22"/>
                 <w:szCs w:val="22"/>
               </w:rPr>
-              <w:t xml:space="preserve">Section 1: What Is Rotation — and What Does the Ngong Hills Turbine Show Us?</w:t>
-            </w:r>
-          </w:p>
-        </w:tc>
-      </w:tr>
-      <w:tr>
-        <w:tc>
-          <w:tcPr>
-            <w:tcW w:type="dxa" w:w="3000"/>
+              <w:t xml:space="preserve">Section 1: What is a rotation and what stays the same?</w:t>
+            </w:r>
+          </w:p>
+        </w:tc>
+      </w:tr>
+      <w:tr>
+        <w:tc>
+          <w:tcPr>
+            <w:tcW w:type="dxa" w:w="13680"/>
             <w:shd w:fill="D9EEF1" w:color="auto" w:val="clear"/>
             <w:tcMar>
               <w:top w:type="dxa" w:w="60"/>
@@ -517,13 +515,75 @@
                 <w:sz w:val="18"/>
                 <w:szCs w:val="18"/>
               </w:rPr>
-              <w:t xml:space="preserve">Explain what a rotation is as a geometric transformation. In your answer: define rotation using correct mathematical vocabulary (centre of rotation, angle of rotation, direction of rotation); explain what stays the same and what changes when a shape is rotated; and connect your explanation directly to the Ngong Hills wind turbine — identify the centre of rotation on the turbine, describe what is preserved as the blades spin, and explain why the overall shape of the three-blade assembly looks identical no matter where the blades stop.</w:t>
-            </w:r>
-          </w:p>
-        </w:tc>
-        <w:tc>
-          <w:tcPr>
-            <w:tcW w:type="dxa" w:w="10680"/>
+              <w:t xml:space="preserve">A friend watches the Ngong Hills turbine blades spinning and says, 'The blades move so much, so how can the turbine always look the same?'</w:t>
+            </w:r>
+          </w:p>
+          <w:p>
+            <w:pPr>
+              <w:spacing w:after="40" w:before="0"/>
+              <w:jc w:val="left"/>
+            </w:pPr>
+            <w:r>
+              <w:rPr>
+                <w:rFonts w:ascii="Arial" w:cs="Arial" w:eastAsia="Arial" w:hAnsi="Arial"/>
+                <w:b/>
+                <w:bCs/>
+                <w:i w:val="false"/>
+                <w:iCs w:val="false"/>
+                <w:color w:val="000000"/>
+                <w:sz w:val="18"/>
+                <w:szCs w:val="18"/>
+              </w:rPr>
+              <w:t xml:space="preserve">(a) Name the three things you need to state to describe a rotation completely, and say which part of the turbine is the centre of rotation.</w:t>
+            </w:r>
+          </w:p>
+          <w:p>
+            <w:pPr>
+              <w:spacing w:after="40" w:before="0"/>
+              <w:jc w:val="left"/>
+            </w:pPr>
+            <w:r>
+              <w:rPr>
+                <w:rFonts w:ascii="Arial" w:cs="Arial" w:eastAsia="Arial" w:hAnsi="Arial"/>
+                <w:b/>
+                <w:bCs/>
+                <w:i w:val="false"/>
+                <w:iCs w:val="false"/>
+                <w:color w:val="000000"/>
+                <w:sz w:val="18"/>
+                <w:szCs w:val="18"/>
+              </w:rPr>
+              <w:t xml:space="preserve">(b) State TWO properties of rotation that stay the same when the blades turn, and say what changes.</w:t>
+            </w:r>
+          </w:p>
+          <w:p>
+            <w:pPr>
+              <w:spacing w:after="40" w:before="0"/>
+              <w:jc w:val="left"/>
+            </w:pPr>
+            <w:r>
+              <w:rPr>
+                <w:rFonts w:ascii="Arial" w:cs="Arial" w:eastAsia="Arial" w:hAnsi="Arial"/>
+                <w:b/>
+                <w:bCs/>
+                <w:i w:val="false"/>
+                <w:iCs w:val="false"/>
+                <w:color w:val="000000"/>
+                <w:sz w:val="18"/>
+                <w:szCs w:val="18"/>
+              </w:rPr>
+              <w:t xml:space="preserve">(c) Explain how a positive angle and a negative angle differ.</w:t>
+            </w:r>
+          </w:p>
+        </w:tc>
+      </w:tr>
+      <w:tr>
+        <w:trPr>
+          <w:trHeight w:val="4200" w:hRule="atLeast"/>
+        </w:trPr>
+        <w:tc>
+          <w:tcPr>
+            <w:tcW w:type="dxa" w:w="13680"/>
             <w:shd w:fill="FFFFFF" w:color="auto" w:val="clear"/>
             <w:tcMar>
               <w:top w:type="dxa" w:w="60"/>
@@ -543,51 +603,13 @@
                 <w:rFonts w:ascii="Arial" w:cs="Arial" w:eastAsia="Arial" w:hAnsi="Arial"/>
                 <w:b w:val="false"/>
                 <w:bCs w:val="false"/>
-                <w:i w:val="false"/>
-                <w:iCs w:val="false"/>
-                <w:color w:val="000000"/>
-                <w:sz w:val="18"/>
-                <w:szCs w:val="18"/>
-              </w:rPr>
-              <w:t xml:space="preserve">A rotation is a geometric transformation that turns every point of a shape through a fixed angle about a fixed point called the centre of rotation. The centre of rotation is the only point that does not move. During a rotation, the size, shape, and side lengths of the object are all preserved — only the position and orientation of the shape change. This means rotation is an isometric transformation: the object and its image are always congruent.</w:t>
-            </w:r>
-          </w:p>
-          <w:p>
-            <w:pPr>
-              <w:spacing w:after="40" w:before="0"/>
-              <w:jc w:val="left"/>
-            </w:pPr>
-            <w:r>
-              <w:rPr>
-                <w:rFonts w:ascii="Arial" w:cs="Arial" w:eastAsia="Arial" w:hAnsi="Arial"/>
-                <w:b w:val="false"/>
-                <w:bCs w:val="false"/>
-                <w:i w:val="false"/>
-                <w:iCs w:val="false"/>
-                <w:color w:val="000000"/>
-                <w:sz w:val="18"/>
-                <w:szCs w:val="18"/>
-              </w:rPr>
-              <w:t xml:space="preserve"/>
-            </w:r>
-          </w:p>
-          <w:p>
-            <w:pPr>
-              <w:spacing w:after="40" w:before="0"/>
-              <w:jc w:val="left"/>
-            </w:pPr>
-            <w:r>
-              <w:rPr>
-                <w:rFonts w:ascii="Arial" w:cs="Arial" w:eastAsia="Arial" w:hAnsi="Arial"/>
-                <w:b w:val="false"/>
-                <w:bCs w:val="false"/>
-                <w:i w:val="false"/>
-                <w:iCs w:val="false"/>
-                <w:color w:val="000000"/>
-                <w:sz w:val="18"/>
-                <w:szCs w:val="18"/>
-              </w:rPr>
-              <w:t xml:space="preserve">On the Ngong Hills wind turbine, the centre of rotation is the central hub where all three blades meet. As the turbine spins, every point on every blade traces a circular arc around this hub. The length of each blade, the angles between the blades, and the overall size of the rotor are all preserved throughout the rotation. This is why the turbine always looks the same — at any stopping position, the three-blade assembly maps perfectly onto itself because each blade simply moves into the position previously occupied by another blade. The shape has rotational symmetry, which we will explore further in Section 2.</w:t>
+                <w:i/>
+                <w:iCs/>
+                <w:color w:val="808080"/>
+                <w:sz w:val="18"/>
+                <w:szCs w:val="18"/>
+              </w:rPr>
+              <w:t xml:space="preserve">Write your answer here:</w:t>
             </w:r>
           </w:p>
         </w:tc>
@@ -615,14 +637,12 @@
         <w:tblLayout w:type="fixed"/>
       </w:tblPr>
       <w:tblGrid>
-        <w:gridCol w:w="3000"/>
-        <w:gridCol w:w="10680"/>
+        <w:gridCol w:w="13680"/>
       </w:tblGrid>
       <w:tr>
         <w:tc>
           <w:tcPr>
             <w:tcW w:type="dxa" w:w="13680"/>
-            <w:gridSpan w:val="2"/>
             <w:shd w:fill="1F3864" w:color="auto" w:val="clear"/>
             <w:tcMar>
               <w:top w:type="dxa" w:w="60"/>
@@ -648,15 +668,15 @@
                 <w:sz w:val="22"/>
                 <w:szCs w:val="22"/>
               </w:rPr>
-              <w:t xml:space="preserve">Section 2: Rotational Symmetry and Why Three Blades Work So Well</w:t>
-            </w:r>
-          </w:p>
-        </w:tc>
-      </w:tr>
-      <w:tr>
-        <w:tc>
-          <w:tcPr>
-            <w:tcW w:type="dxa" w:w="3000"/>
+              <w:t xml:space="preserve">Section 2: Predicting where a point lands</w:t>
+            </w:r>
+          </w:p>
+        </w:tc>
+      </w:tr>
+      <w:tr>
+        <w:tc>
+          <w:tcPr>
+            <w:tcW w:type="dxa" w:w="13680"/>
             <w:shd w:fill="D9EEF1" w:color="auto" w:val="clear"/>
             <w:tcMar>
               <w:top w:type="dxa" w:w="60"/>
@@ -682,13 +702,94 @@
                 <w:sz w:val="18"/>
                 <w:szCs w:val="18"/>
               </w:rPr>
-              <w:t xml:space="preserve">Explain the concept of rotational symmetry and apply it to the turbine. In your answer: define the order of rotational symmetry and the angle of rotational symmetry; calculate the order and minimum angle of rotational symmetry for the three-blade turbine; explain why a person watching the turbine cannot tell whether it has rotated by the minimum angle — even though the blades have clearly moved through space; and state what would happen to this symmetry if the turbine had two blades or four blades instead.</w:t>
-            </w:r>
-          </w:p>
-        </w:tc>
-        <w:tc>
-          <w:tcPr>
-            <w:tcW w:type="dxa" w:w="10680"/>
+              <w:t xml:space="preserve">Treat the hub of the turbine as the origin O(0,0). A blade tip is at P(4,2).</w:t>
+            </w:r>
+          </w:p>
+          <w:p>
+            <w:pPr>
+              <w:spacing w:after="40" w:before="0"/>
+              <w:jc w:val="left"/>
+            </w:pPr>
+            <w:r>
+              <w:rPr>
+                <w:rFonts w:ascii="Arial" w:cs="Arial" w:eastAsia="Arial" w:hAnsi="Arial"/>
+                <w:b/>
+                <w:bCs/>
+                <w:i w:val="false"/>
+                <w:iCs w:val="false"/>
+                <w:color w:val="000000"/>
+                <w:sz w:val="18"/>
+                <w:szCs w:val="18"/>
+              </w:rPr>
+              <w:t xml:space="preserve">(a) Find the coordinates of the image of P after a rotation of 90° anti-clockwise about O.</w:t>
+            </w:r>
+          </w:p>
+          <w:p>
+            <w:pPr>
+              <w:spacing w:after="40" w:before="0"/>
+              <w:jc w:val="left"/>
+            </w:pPr>
+            <w:r>
+              <w:rPr>
+                <w:rFonts w:ascii="Arial" w:cs="Arial" w:eastAsia="Arial" w:hAnsi="Arial"/>
+                <w:b/>
+                <w:bCs/>
+                <w:i w:val="false"/>
+                <w:iCs w:val="false"/>
+                <w:color w:val="000000"/>
+                <w:sz w:val="18"/>
+                <w:szCs w:val="18"/>
+              </w:rPr>
+              <w:t xml:space="preserve">(b) Find the image of P after a rotation of 180° about O.</w:t>
+            </w:r>
+          </w:p>
+          <w:p>
+            <w:pPr>
+              <w:spacing w:after="40" w:before="0"/>
+              <w:jc w:val="left"/>
+            </w:pPr>
+            <w:r>
+              <w:rPr>
+                <w:rFonts w:ascii="Arial" w:cs="Arial" w:eastAsia="Arial" w:hAnsi="Arial"/>
+                <w:b/>
+                <w:bCs/>
+                <w:i w:val="false"/>
+                <w:iCs w:val="false"/>
+                <w:color w:val="000000"/>
+                <w:sz w:val="18"/>
+                <w:szCs w:val="18"/>
+              </w:rPr>
+              <w:t xml:space="preserve">(c) Find the image of P after a rotation of 270° anti-clockwise about O.</w:t>
+            </w:r>
+          </w:p>
+          <w:p>
+            <w:pPr>
+              <w:spacing w:after="40" w:before="0"/>
+              <w:jc w:val="left"/>
+            </w:pPr>
+            <w:r>
+              <w:rPr>
+                <w:rFonts w:ascii="Arial" w:cs="Arial" w:eastAsia="Arial" w:hAnsi="Arial"/>
+                <w:b/>
+                <w:bCs/>
+                <w:i w:val="false"/>
+                <w:iCs w:val="false"/>
+                <w:color w:val="000000"/>
+                <w:sz w:val="18"/>
+                <w:szCs w:val="18"/>
+              </w:rPr>
+              <w:t xml:space="preserve">(d) What happens to the blade tip after four successive 90° anti-clockwise rotations? Explain how this helps to answer the driving question.</w:t>
+            </w:r>
+          </w:p>
+        </w:tc>
+      </w:tr>
+      <w:tr>
+        <w:trPr>
+          <w:trHeight w:val="4200" w:hRule="atLeast"/>
+        </w:trPr>
+        <w:tc>
+          <w:tcPr>
+            <w:tcW w:type="dxa" w:w="13680"/>
             <w:shd w:fill="FFFFFF" w:color="auto" w:val="clear"/>
             <w:tcMar>
               <w:top w:type="dxa" w:w="60"/>
@@ -708,165 +809,13 @@
                 <w:rFonts w:ascii="Arial" w:cs="Arial" w:eastAsia="Arial" w:hAnsi="Arial"/>
                 <w:b w:val="false"/>
                 <w:bCs w:val="false"/>
-                <w:i w:val="false"/>
-                <w:iCs w:val="false"/>
-                <w:color w:val="000000"/>
-                <w:sz w:val="18"/>
-                <w:szCs w:val="18"/>
-              </w:rPr>
-              <w:t xml:space="preserve">A shape has rotational symmetry if it maps onto itself after a rotation of less than 360°. The order of rotational symmetry is the number of times the shape looks identical to its starting position during one full 360° turn. The minimum angle of rotational symmetry (also called the angle of rotational symmetry) is found using the formula:</w:t>
-            </w:r>
-          </w:p>
-          <w:p>
-            <w:pPr>
-              <w:spacing w:after="40" w:before="0"/>
-              <w:jc w:val="left"/>
-            </w:pPr>
-            <w:r>
-              <w:rPr>
-                <w:rFonts w:ascii="Arial" w:cs="Arial" w:eastAsia="Arial" w:hAnsi="Arial"/>
-                <w:b w:val="false"/>
-                <w:bCs w:val="false"/>
-                <w:i w:val="false"/>
-                <w:iCs w:val="false"/>
-                <w:color w:val="000000"/>
-                <w:sz w:val="18"/>
-                <w:szCs w:val="18"/>
-              </w:rPr>
-              <w:t xml:space="preserve"/>
-            </w:r>
-          </w:p>
-          <w:p>
-            <w:pPr>
-              <w:spacing w:after="40" w:before="0"/>
-              <w:jc w:val="left"/>
-            </w:pPr>
-            <w:r>
-              <w:rPr>
-                <w:rFonts w:ascii="Arial" w:cs="Arial" w:eastAsia="Arial" w:hAnsi="Arial"/>
-                <w:b w:val="false"/>
-                <w:bCs w:val="false"/>
-                <w:i w:val="false"/>
-                <w:iCs w:val="false"/>
-                <w:color w:val="000000"/>
-                <w:sz w:val="18"/>
-                <w:szCs w:val="18"/>
-              </w:rPr>
-              <w:t xml:space="preserve">Angle of rotational symmetry = 360° ÷ order</w:t>
-            </w:r>
-          </w:p>
-          <w:p>
-            <w:pPr>
-              <w:spacing w:after="40" w:before="0"/>
-              <w:jc w:val="left"/>
-            </w:pPr>
-            <w:r>
-              <w:rPr>
-                <w:rFonts w:ascii="Arial" w:cs="Arial" w:eastAsia="Arial" w:hAnsi="Arial"/>
-                <w:b w:val="false"/>
-                <w:bCs w:val="false"/>
-                <w:i w:val="false"/>
-                <w:iCs w:val="false"/>
-                <w:color w:val="000000"/>
-                <w:sz w:val="18"/>
-                <w:szCs w:val="18"/>
-              </w:rPr>
-              <w:t xml:space="preserve"/>
-            </w:r>
-          </w:p>
-          <w:p>
-            <w:pPr>
-              <w:spacing w:after="40" w:before="0"/>
-              <w:jc w:val="left"/>
-            </w:pPr>
-            <w:r>
-              <w:rPr>
-                <w:rFonts w:ascii="Arial" w:cs="Arial" w:eastAsia="Arial" w:hAnsi="Arial"/>
-                <w:b w:val="false"/>
-                <w:bCs w:val="false"/>
-                <w:i w:val="false"/>
-                <w:iCs w:val="false"/>
-                <w:color w:val="000000"/>
-                <w:sz w:val="18"/>
-                <w:szCs w:val="18"/>
-              </w:rPr>
-              <w:t xml:space="preserve">The Ngong Hills turbine has three blades equally spaced around the hub. This means it maps onto itself every time it rotates by 360° ÷ 3 = 120°. The order of rotational symmetry is therefore 3, and the minimum angle is 120°.</w:t>
-            </w:r>
-          </w:p>
-          <w:p>
-            <w:pPr>
-              <w:spacing w:after="40" w:before="0"/>
-              <w:jc w:val="left"/>
-            </w:pPr>
-            <w:r>
-              <w:rPr>
-                <w:rFonts w:ascii="Arial" w:cs="Arial" w:eastAsia="Arial" w:hAnsi="Arial"/>
-                <w:b w:val="false"/>
-                <w:bCs w:val="false"/>
-                <w:i w:val="false"/>
-                <w:iCs w:val="false"/>
-                <w:color w:val="000000"/>
-                <w:sz w:val="18"/>
-                <w:szCs w:val="18"/>
-              </w:rPr>
-              <w:t xml:space="preserve"/>
-            </w:r>
-          </w:p>
-          <w:p>
-            <w:pPr>
-              <w:spacing w:after="40" w:before="0"/>
-              <w:jc w:val="left"/>
-            </w:pPr>
-            <w:r>
-              <w:rPr>
-                <w:rFonts w:ascii="Arial" w:cs="Arial" w:eastAsia="Arial" w:hAnsi="Arial"/>
-                <w:b w:val="false"/>
-                <w:bCs w:val="false"/>
-                <w:i w:val="false"/>
-                <w:iCs w:val="false"/>
-                <w:color w:val="000000"/>
-                <w:sz w:val="18"/>
-                <w:szCs w:val="18"/>
-              </w:rPr>
-              <w:t xml:space="preserve">When the turbine rotates exactly 120°, Blade A moves into the position of Blade B, Blade B moves into the position of Blade C, and Blade C moves into the position of Blade A. Because all three blades are identical in length and shape, an observer cannot distinguish the new position from the original — this is exactly why the turbine always looks the same.</w:t>
-            </w:r>
-          </w:p>
-          <w:p>
-            <w:pPr>
-              <w:spacing w:after="40" w:before="0"/>
-              <w:jc w:val="left"/>
-            </w:pPr>
-            <w:r>
-              <w:rPr>
-                <w:rFonts w:ascii="Arial" w:cs="Arial" w:eastAsia="Arial" w:hAnsi="Arial"/>
-                <w:b w:val="false"/>
-                <w:bCs w:val="false"/>
-                <w:i w:val="false"/>
-                <w:iCs w:val="false"/>
-                <w:color w:val="000000"/>
-                <w:sz w:val="18"/>
-                <w:szCs w:val="18"/>
-              </w:rPr>
-              <w:t xml:space="preserve"/>
-            </w:r>
-          </w:p>
-          <w:p>
-            <w:pPr>
-              <w:spacing w:after="40" w:before="0"/>
-              <w:jc w:val="left"/>
-            </w:pPr>
-            <w:r>
-              <w:rPr>
-                <w:rFonts w:ascii="Arial" w:cs="Arial" w:eastAsia="Arial" w:hAnsi="Arial"/>
-                <w:b w:val="false"/>
-                <w:bCs w:val="false"/>
-                <w:i w:val="false"/>
-                <w:iCs w:val="false"/>
-                <w:color w:val="000000"/>
-                <w:sz w:val="18"/>
-                <w:szCs w:val="18"/>
-              </w:rPr>
-              <w:t xml:space="preserve">If the turbine had two blades, the order of rotational symmetry would be 2 and the minimum angle would be 180°. If it had four blades, the order would be 4 and the minimum angle would be 90°. Three blades are commonly chosen in real wind farms like Ngong Hills because this balance of symmetry gives the most efficient and stable rotation in typical wind conditions.</w:t>
+                <w:i/>
+                <w:iCs/>
+                <w:color w:val="808080"/>
+                <w:sz w:val="18"/>
+                <w:szCs w:val="18"/>
+              </w:rPr>
+              <w:t xml:space="preserve">Write your answer here:</w:t>
             </w:r>
           </w:p>
         </w:tc>
@@ -894,14 +843,12 @@
         <w:tblLayout w:type="fixed"/>
       </w:tblPr>
       <w:tblGrid>
-        <w:gridCol w:w="3000"/>
-        <w:gridCol w:w="10680"/>
+        <w:gridCol w:w="13680"/>
       </w:tblGrid>
       <w:tr>
         <w:tc>
           <w:tcPr>
             <w:tcW w:type="dxa" w:w="13680"/>
-            <w:gridSpan w:val="2"/>
             <w:shd w:fill="1F3864" w:color="auto" w:val="clear"/>
             <w:tcMar>
               <w:top w:type="dxa" w:w="60"/>
@@ -927,15 +874,15 @@
                 <w:sz w:val="22"/>
                 <w:szCs w:val="22"/>
               </w:rPr>
-              <w:t xml:space="preserve">Section 3: The Mathematics of Rotation — Mapping Points Using Rules</w:t>
-            </w:r>
-          </w:p>
-        </w:tc>
-      </w:tr>
-      <w:tr>
-        <w:tc>
-          <w:tcPr>
-            <w:tcW w:type="dxa" w:w="3000"/>
+              <w:t xml:space="preserve">Section 3: Why three blades look identical</w:t>
+            </w:r>
+          </w:p>
+        </w:tc>
+      </w:tr>
+      <w:tr>
+        <w:tc>
+          <w:tcPr>
+            <w:tcW w:type="dxa" w:w="13680"/>
             <w:shd w:fill="D9EEF1" w:color="auto" w:val="clear"/>
             <w:tcMar>
               <w:top w:type="dxa" w:w="60"/>
@@ -961,13 +908,75 @@
                 <w:sz w:val="18"/>
                 <w:szCs w:val="18"/>
               </w:rPr>
-              <w:t xml:space="preserve">Show how you can use coordinate geometry to predict exactly where any point on a turbine blade will land after a rotation. In your answer: state the coordinate rotation rules for rotations of 90°, 180°, and 270° anticlockwise about the origin; apply the 120° rotation concept by working through a clear numerical example with at least two points (you may use a tip of a turbine blade as your context); explain the meaning of the image and the pre-image; and show that the distance from the centre of rotation to each point is preserved before and after the rotation.</w:t>
-            </w:r>
-          </w:p>
-        </w:tc>
-        <w:tc>
-          <w:tcPr>
-            <w:tcW w:type="dxa" w:w="10680"/>
+              <w:t xml:space="preserve">(a) The three blades are equally spaced around the hub. What is the angle between neighbouring blades?</w:t>
+            </w:r>
+          </w:p>
+          <w:p>
+            <w:pPr>
+              <w:spacing w:after="40" w:before="0"/>
+              <w:jc w:val="left"/>
+            </w:pPr>
+            <w:r>
+              <w:rPr>
+                <w:rFonts w:ascii="Arial" w:cs="Arial" w:eastAsia="Arial" w:hAnsi="Arial"/>
+                <w:b/>
+                <w:bCs/>
+                <w:i w:val="false"/>
+                <w:iCs w:val="false"/>
+                <w:color w:val="000000"/>
+                <w:sz w:val="18"/>
+                <w:szCs w:val="18"/>
+              </w:rPr>
+              <w:t xml:space="preserve">(b) What is the order of rotational symmetry of the three-bladed turbine? List the angles within one full turn at which the assembly maps onto itself.</w:t>
+            </w:r>
+          </w:p>
+          <w:p>
+            <w:pPr>
+              <w:spacing w:after="40" w:before="0"/>
+              <w:jc w:val="left"/>
+            </w:pPr>
+            <w:r>
+              <w:rPr>
+                <w:rFonts w:ascii="Arial" w:cs="Arial" w:eastAsia="Arial" w:hAnsi="Arial"/>
+                <w:b/>
+                <w:bCs/>
+                <w:i w:val="false"/>
+                <w:iCs w:val="false"/>
+                <w:color w:val="000000"/>
+                <w:sz w:val="18"/>
+                <w:szCs w:val="18"/>
+              </w:rPr>
+              <w:t xml:space="preserve">(c) Write the formula connecting the minimum angle of rotation and the order, and use it for the turbine.</w:t>
+            </w:r>
+          </w:p>
+          <w:p>
+            <w:pPr>
+              <w:spacing w:after="40" w:before="0"/>
+              <w:jc w:val="left"/>
+            </w:pPr>
+            <w:r>
+              <w:rPr>
+                <w:rFonts w:ascii="Arial" w:cs="Arial" w:eastAsia="Arial" w:hAnsi="Arial"/>
+                <w:b/>
+                <w:bCs/>
+                <w:i w:val="false"/>
+                <w:iCs w:val="false"/>
+                <w:color w:val="000000"/>
+                <w:sz w:val="18"/>
+                <w:szCs w:val="18"/>
+              </w:rPr>
+              <w:t xml:space="preserve">(d) Explain why the turbine looks identical after each of these turns.</w:t>
+            </w:r>
+          </w:p>
+        </w:tc>
+      </w:tr>
+      <w:tr>
+        <w:trPr>
+          <w:trHeight w:val="4200" w:hRule="atLeast"/>
+        </w:trPr>
+        <w:tc>
+          <w:tcPr>
+            <w:tcW w:type="dxa" w:w="13680"/>
             <w:shd w:fill="FFFFFF" w:color="auto" w:val="clear"/>
             <w:tcMar>
               <w:top w:type="dxa" w:w="60"/>
@@ -987,343 +996,13 @@
                 <w:rFonts w:ascii="Arial" w:cs="Arial" w:eastAsia="Arial" w:hAnsi="Arial"/>
                 <w:b w:val="false"/>
                 <w:bCs w:val="false"/>
-                <w:i w:val="false"/>
-                <w:iCs w:val="false"/>
-                <w:color w:val="000000"/>
-                <w:sz w:val="18"/>
-                <w:szCs w:val="18"/>
-              </w:rPr>
-              <w:t xml:space="preserve">When a point is rotated about the origin (0, 0), we can use the following rules:</w:t>
-            </w:r>
-          </w:p>
-          <w:p>
-            <w:pPr>
-              <w:spacing w:after="40" w:before="0"/>
-              <w:jc w:val="left"/>
-            </w:pPr>
-            <w:r>
-              <w:rPr>
-                <w:rFonts w:ascii="Arial" w:cs="Arial" w:eastAsia="Arial" w:hAnsi="Arial"/>
-                <w:b w:val="false"/>
-                <w:bCs w:val="false"/>
-                <w:i w:val="false"/>
-                <w:iCs w:val="false"/>
-                <w:color w:val="000000"/>
-                <w:sz w:val="18"/>
-                <w:szCs w:val="18"/>
-              </w:rPr>
-              <w:t xml:space="preserve"/>
-            </w:r>
-          </w:p>
-          <w:p>
-            <w:pPr>
-              <w:spacing w:after="30" w:before="0"/>
-              <w:ind w:left="360" w:hanging="180"/>
-              <w:jc w:val="left"/>
-            </w:pPr>
-            <w:r>
-              <w:rPr>
-                <w:rFonts w:ascii="Arial" w:cs="Arial" w:eastAsia="Arial" w:hAnsi="Arial"/>
-                <w:b w:val="false"/>
-                <w:bCs w:val="false"/>
-                <w:i w:val="false"/>
-                <w:iCs w:val="false"/>
-                <w:color w:val="000000"/>
-                <w:sz w:val="18"/>
-                <w:szCs w:val="18"/>
-              </w:rPr>
-              <w:t xml:space="preserve">–  90° anticlockwise: (x, y) → (−y, x)</w:t>
-            </w:r>
-          </w:p>
-          <w:p>
-            <w:pPr>
-              <w:spacing w:after="30" w:before="0"/>
-              <w:ind w:left="360" w:hanging="180"/>
-              <w:jc w:val="left"/>
-            </w:pPr>
-            <w:r>
-              <w:rPr>
-                <w:rFonts w:ascii="Arial" w:cs="Arial" w:eastAsia="Arial" w:hAnsi="Arial"/>
-                <w:b w:val="false"/>
-                <w:bCs w:val="false"/>
-                <w:i w:val="false"/>
-                <w:iCs w:val="false"/>
-                <w:color w:val="000000"/>
-                <w:sz w:val="18"/>
-                <w:szCs w:val="18"/>
-              </w:rPr>
-              <w:t xml:space="preserve">–  180° (either direction): (x, y) → (−x, −y)</w:t>
-            </w:r>
-          </w:p>
-          <w:p>
-            <w:pPr>
-              <w:spacing w:after="30" w:before="0"/>
-              <w:ind w:left="360" w:hanging="180"/>
-              <w:jc w:val="left"/>
-            </w:pPr>
-            <w:r>
-              <w:rPr>
-                <w:rFonts w:ascii="Arial" w:cs="Arial" w:eastAsia="Arial" w:hAnsi="Arial"/>
-                <w:b w:val="false"/>
-                <w:bCs w:val="false"/>
-                <w:i w:val="false"/>
-                <w:iCs w:val="false"/>
-                <w:color w:val="000000"/>
-                <w:sz w:val="18"/>
-                <w:szCs w:val="18"/>
-              </w:rPr>
-              <w:t xml:space="preserve">–  270° anticlockwise (= 90° clockwise): (x, y) → (y, −x)</w:t>
-            </w:r>
-          </w:p>
-          <w:p>
-            <w:pPr>
-              <w:spacing w:after="40" w:before="0"/>
-              <w:jc w:val="left"/>
-            </w:pPr>
-            <w:r>
-              <w:rPr>
-                <w:rFonts w:ascii="Arial" w:cs="Arial" w:eastAsia="Arial" w:hAnsi="Arial"/>
-                <w:b w:val="false"/>
-                <w:bCs w:val="false"/>
-                <w:i w:val="false"/>
-                <w:iCs w:val="false"/>
-                <w:color w:val="000000"/>
-                <w:sz w:val="18"/>
-                <w:szCs w:val="18"/>
-              </w:rPr>
-              <w:t xml:space="preserve"/>
-            </w:r>
-          </w:p>
-          <w:p>
-            <w:pPr>
-              <w:spacing w:after="40" w:before="0"/>
-              <w:jc w:val="left"/>
-            </w:pPr>
-            <w:r>
-              <w:rPr>
-                <w:rFonts w:ascii="Arial" w:cs="Arial" w:eastAsia="Arial" w:hAnsi="Arial"/>
-                <w:b w:val="false"/>
-                <w:bCs w:val="false"/>
-                <w:i w:val="false"/>
-                <w:iCs w:val="false"/>
-                <w:color w:val="000000"/>
-                <w:sz w:val="18"/>
-                <w:szCs w:val="18"/>
-              </w:rPr>
-              <w:t xml:space="preserve">The original point is called the pre-image, and the point it maps to after rotation is called the image.</w:t>
-            </w:r>
-          </w:p>
-          <w:p>
-            <w:pPr>
-              <w:spacing w:after="40" w:before="0"/>
-              <w:jc w:val="left"/>
-            </w:pPr>
-            <w:r>
-              <w:rPr>
-                <w:rFonts w:ascii="Arial" w:cs="Arial" w:eastAsia="Arial" w:hAnsi="Arial"/>
-                <w:b w:val="false"/>
-                <w:bCs w:val="false"/>
-                <w:i w:val="false"/>
-                <w:iCs w:val="false"/>
-                <w:color w:val="000000"/>
-                <w:sz w:val="18"/>
-                <w:szCs w:val="18"/>
-              </w:rPr>
-              <w:t xml:space="preserve"/>
-            </w:r>
-          </w:p>
-          <w:p>
-            <w:pPr>
-              <w:spacing w:after="40" w:before="0"/>
-              <w:jc w:val="left"/>
-            </w:pPr>
-            <w:r>
-              <w:rPr>
-                <w:rFonts w:ascii="Arial" w:cs="Arial" w:eastAsia="Arial" w:hAnsi="Arial"/>
-                <w:b w:val="false"/>
-                <w:bCs w:val="false"/>
-                <w:i w:val="false"/>
-                <w:iCs w:val="false"/>
-                <w:color w:val="000000"/>
-                <w:sz w:val="18"/>
-                <w:szCs w:val="18"/>
-              </w:rPr>
-              <w:t xml:space="preserve">Let us model a simplified turbine blade. Suppose one blade tip is at point A(6, 0) and a midpoint along the same blade is at point B(3, 0), with the hub at the origin. After a rotation of 180° anticlockwise about the origin:</w:t>
-            </w:r>
-          </w:p>
-          <w:p>
-            <w:pPr>
-              <w:spacing w:after="40" w:before="0"/>
-              <w:jc w:val="left"/>
-            </w:pPr>
-            <w:r>
-              <w:rPr>
-                <w:rFonts w:ascii="Arial" w:cs="Arial" w:eastAsia="Arial" w:hAnsi="Arial"/>
-                <w:b w:val="false"/>
-                <w:bCs w:val="false"/>
-                <w:i w:val="false"/>
-                <w:iCs w:val="false"/>
-                <w:color w:val="000000"/>
-                <w:sz w:val="18"/>
-                <w:szCs w:val="18"/>
-              </w:rPr>
-              <w:t xml:space="preserve"/>
-            </w:r>
-          </w:p>
-          <w:p>
-            <w:pPr>
-              <w:spacing w:after="30" w:before="0"/>
-              <w:ind w:left="360" w:hanging="180"/>
-              <w:jc w:val="left"/>
-            </w:pPr>
-            <w:r>
-              <w:rPr>
-                <w:rFonts w:ascii="Arial" w:cs="Arial" w:eastAsia="Arial" w:hAnsi="Arial"/>
-                <w:b w:val="false"/>
-                <w:bCs w:val="false"/>
-                <w:i w:val="false"/>
-                <w:iCs w:val="false"/>
-                <w:color w:val="000000"/>
-                <w:sz w:val="18"/>
-                <w:szCs w:val="18"/>
-              </w:rPr>
-              <w:t xml:space="preserve">–  A(6, 0) → A′(−6, 0) using the rule (x, y) → (−x, −y)</w:t>
-            </w:r>
-          </w:p>
-          <w:p>
-            <w:pPr>
-              <w:spacing w:after="30" w:before="0"/>
-              <w:ind w:left="360" w:hanging="180"/>
-              <w:jc w:val="left"/>
-            </w:pPr>
-            <w:r>
-              <w:rPr>
-                <w:rFonts w:ascii="Arial" w:cs="Arial" w:eastAsia="Arial" w:hAnsi="Arial"/>
-                <w:b w:val="false"/>
-                <w:bCs w:val="false"/>
-                <w:i w:val="false"/>
-                <w:iCs w:val="false"/>
-                <w:color w:val="000000"/>
-                <w:sz w:val="18"/>
-                <w:szCs w:val="18"/>
-              </w:rPr>
-              <w:t xml:space="preserve">–  B(3, 0) → B′(−3, 0)</w:t>
-            </w:r>
-          </w:p>
-          <w:p>
-            <w:pPr>
-              <w:spacing w:after="40" w:before="0"/>
-              <w:jc w:val="left"/>
-            </w:pPr>
-            <w:r>
-              <w:rPr>
-                <w:rFonts w:ascii="Arial" w:cs="Arial" w:eastAsia="Arial" w:hAnsi="Arial"/>
-                <w:b w:val="false"/>
-                <w:bCs w:val="false"/>
-                <w:i w:val="false"/>
-                <w:iCs w:val="false"/>
-                <w:color w:val="000000"/>
-                <w:sz w:val="18"/>
-                <w:szCs w:val="18"/>
-              </w:rPr>
-              <w:t xml:space="preserve"/>
-            </w:r>
-          </w:p>
-          <w:p>
-            <w:pPr>
-              <w:spacing w:after="40" w:before="0"/>
-              <w:jc w:val="left"/>
-            </w:pPr>
-            <w:r>
-              <w:rPr>
-                <w:rFonts w:ascii="Arial" w:cs="Arial" w:eastAsia="Arial" w:hAnsi="Arial"/>
-                <w:b w:val="false"/>
-                <w:bCs w:val="false"/>
-                <w:i w:val="false"/>
-                <w:iCs w:val="false"/>
-                <w:color w:val="000000"/>
-                <w:sz w:val="18"/>
-                <w:szCs w:val="18"/>
-              </w:rPr>
-              <w:t xml:space="preserve">We can verify that distances from the centre are preserved:</w:t>
-            </w:r>
-          </w:p>
-          <w:p>
-            <w:pPr>
-              <w:spacing w:after="30" w:before="0"/>
-              <w:ind w:left="360" w:hanging="180"/>
-              <w:jc w:val="left"/>
-            </w:pPr>
-            <w:r>
-              <w:rPr>
-                <w:rFonts w:ascii="Arial" w:cs="Arial" w:eastAsia="Arial" w:hAnsi="Arial"/>
-                <w:b w:val="false"/>
-                <w:bCs w:val="false"/>
-                <w:i w:val="false"/>
-                <w:iCs w:val="false"/>
-                <w:color w:val="000000"/>
-                <w:sz w:val="18"/>
-                <w:szCs w:val="18"/>
-              </w:rPr>
-              <w:t xml:space="preserve">–  Distance OA = √(6² + 0²) = 6 units; Distance OA′ = √((−6)² + 0²) = 6 units ✓</w:t>
-            </w:r>
-          </w:p>
-          <w:p>
-            <w:pPr>
-              <w:spacing w:after="30" w:before="0"/>
-              <w:ind w:left="360" w:hanging="180"/>
-              <w:jc w:val="left"/>
-            </w:pPr>
-            <w:r>
-              <w:rPr>
-                <w:rFonts w:ascii="Arial" w:cs="Arial" w:eastAsia="Arial" w:hAnsi="Arial"/>
-                <w:b w:val="false"/>
-                <w:bCs w:val="false"/>
-                <w:i w:val="false"/>
-                <w:iCs w:val="false"/>
-                <w:color w:val="000000"/>
-                <w:sz w:val="18"/>
-                <w:szCs w:val="18"/>
-              </w:rPr>
-              <w:t xml:space="preserve">–  Distance OB = √(3² + 0²) = 3 units; Distance OB′ = √((−3)² + 0²) = 3 units ✓</w:t>
-            </w:r>
-          </w:p>
-          <w:p>
-            <w:pPr>
-              <w:spacing w:after="40" w:before="0"/>
-              <w:jc w:val="left"/>
-            </w:pPr>
-            <w:r>
-              <w:rPr>
-                <w:rFonts w:ascii="Arial" w:cs="Arial" w:eastAsia="Arial" w:hAnsi="Arial"/>
-                <w:b w:val="false"/>
-                <w:bCs w:val="false"/>
-                <w:i w:val="false"/>
-                <w:iCs w:val="false"/>
-                <w:color w:val="000000"/>
-                <w:sz w:val="18"/>
-                <w:szCs w:val="18"/>
-              </w:rPr>
-              <w:t xml:space="preserve"/>
-            </w:r>
-          </w:p>
-          <w:p>
-            <w:pPr>
-              <w:spacing w:after="40" w:before="0"/>
-              <w:jc w:val="left"/>
-            </w:pPr>
-            <w:r>
-              <w:rPr>
-                <w:rFonts w:ascii="Arial" w:cs="Arial" w:eastAsia="Arial" w:hAnsi="Arial"/>
-                <w:b w:val="false"/>
-                <w:bCs w:val="false"/>
-                <w:i w:val="false"/>
-                <w:iCs w:val="false"/>
-                <w:color w:val="000000"/>
-                <w:sz w:val="18"/>
-                <w:szCs w:val="18"/>
-              </w:rPr>
-              <w:t xml:space="preserve">This confirms that rotation preserves distances from the centre of rotation — every point on a blade stays exactly as far from the hub as it was before the rotation. This is why the blade does not bend, stretch, or change shape as it sweeps through the air above Ngong Hills.</w:t>
+                <w:i/>
+                <w:iCs/>
+                <w:color w:val="808080"/>
+                <w:sz w:val="18"/>
+                <w:szCs w:val="18"/>
+              </w:rPr>
+              <w:t xml:space="preserve">Write your answer here:</w:t>
             </w:r>
           </w:p>
         </w:tc>
@@ -1351,14 +1030,12 @@
         <w:tblLayout w:type="fixed"/>
       </w:tblPr>
       <w:tblGrid>
-        <w:gridCol w:w="3000"/>
-        <w:gridCol w:w="10680"/>
+        <w:gridCol w:w="13680"/>
       </w:tblGrid>
       <w:tr>
         <w:tc>
           <w:tcPr>
             <w:tcW w:type="dxa" w:w="13680"/>
-            <w:gridSpan w:val="2"/>
             <w:shd w:fill="1F3864" w:color="auto" w:val="clear"/>
             <w:tcMar>
               <w:top w:type="dxa" w:w="60"/>
@@ -1384,15 +1061,15 @@
                 <w:sz w:val="22"/>
                 <w:szCs w:val="22"/>
               </w:rPr>
-              <w:t xml:space="preserve">Section 4: Finding the Centre and Angle of Rotation from an Object and Its Image</w:t>
-            </w:r>
-          </w:p>
-        </w:tc>
-      </w:tr>
-      <w:tr>
-        <w:tc>
-          <w:tcPr>
-            <w:tcW w:type="dxa" w:w="3000"/>
+              <w:t xml:space="preserve">Section 4: Congruence and finding a hidden centre</w:t>
+            </w:r>
+          </w:p>
+        </w:tc>
+      </w:tr>
+      <w:tr>
+        <w:tc>
+          <w:tcPr>
+            <w:tcW w:type="dxa" w:w="13680"/>
             <w:shd w:fill="D9EEF1" w:color="auto" w:val="clear"/>
             <w:tcMar>
               <w:top w:type="dxa" w:w="60"/>
@@ -1418,13 +1095,56 @@
                 <w:sz w:val="18"/>
                 <w:szCs w:val="18"/>
               </w:rPr>
-              <w:t xml:space="preserve">Explain how you can work backwards — given an object and its rotated image, determine the centre of rotation and the angle of rotation. In your answer: describe the method of using perpendicular bisectors of line segments joining corresponding points to locate the centre of rotation; describe how to measure or calculate the angle of rotation using the centre you have found; work through a brief example to illustrate the method; and explain how an engineer at the Ngong Hills wind farm could use this technique in a real context (for example, checking that a repaired blade is correctly repositioned).</w:t>
-            </w:r>
-          </w:p>
-        </w:tc>
-        <w:tc>
-          <w:tcPr>
-            <w:tcW w:type="dxa" w:w="10680"/>
+              <w:t xml:space="preserve">(a) Blade 2 is the image of Blade 1 under a rotation about the hub. State the angle and direction of this rotation, and explain why this proves the three blades are congruent. Use the word isometry.</w:t>
+            </w:r>
+          </w:p>
+          <w:p>
+            <w:pPr>
+              <w:spacing w:after="40" w:before="0"/>
+              <w:jc w:val="left"/>
+            </w:pPr>
+            <w:r>
+              <w:rPr>
+                <w:rFonts w:ascii="Arial" w:cs="Arial" w:eastAsia="Arial" w:hAnsi="Arial"/>
+                <w:b/>
+                <w:bCs/>
+                <w:i w:val="false"/>
+                <w:iCs w:val="false"/>
+                <w:color w:val="000000"/>
+                <w:sz w:val="18"/>
+                <w:szCs w:val="18"/>
+              </w:rPr>
+              <w:t xml:space="preserve">(b) You are shown only a blade in two positions (object and image) and the hub is hidden. Describe step by step how you would find the centre of rotation and then the angle of rotation.</w:t>
+            </w:r>
+          </w:p>
+          <w:p>
+            <w:pPr>
+              <w:spacing w:after="40" w:before="0"/>
+              <w:jc w:val="left"/>
+            </w:pPr>
+            <w:r>
+              <w:rPr>
+                <w:rFonts w:ascii="Arial" w:cs="Arial" w:eastAsia="Arial" w:hAnsi="Arial"/>
+                <w:b/>
+                <w:bCs/>
+                <w:i w:val="false"/>
+                <w:iCs w:val="false"/>
+                <w:color w:val="000000"/>
+                <w:sz w:val="18"/>
+                <w:szCs w:val="18"/>
+              </w:rPr>
+              <w:t xml:space="preserve">(c) Explain why your method for finding the centre works.</w:t>
+            </w:r>
+          </w:p>
+        </w:tc>
+      </w:tr>
+      <w:tr>
+        <w:trPr>
+          <w:trHeight w:val="4200" w:hRule="atLeast"/>
+        </w:trPr>
+        <w:tc>
+          <w:tcPr>
+            <w:tcW w:type="dxa" w:w="13680"/>
             <w:shd w:fill="FFFFFF" w:color="auto" w:val="clear"/>
             <w:tcMar>
               <w:top w:type="dxa" w:w="60"/>
@@ -1444,241 +1164,13 @@
                 <w:rFonts w:ascii="Arial" w:cs="Arial" w:eastAsia="Arial" w:hAnsi="Arial"/>
                 <w:b w:val="false"/>
                 <w:bCs w:val="false"/>
-                <w:i w:val="false"/>
-                <w:iCs w:val="false"/>
-                <w:color w:val="000000"/>
-                <w:sz w:val="18"/>
-                <w:szCs w:val="18"/>
-              </w:rPr>
-              <w:t xml:space="preserve">To find the centre of rotation when you are given an object and its image, follow these steps:</w:t>
-            </w:r>
-          </w:p>
-          <w:p>
-            <w:pPr>
-              <w:spacing w:after="40" w:before="0"/>
-              <w:jc w:val="left"/>
-            </w:pPr>
-            <w:r>
-              <w:rPr>
-                <w:rFonts w:ascii="Arial" w:cs="Arial" w:eastAsia="Arial" w:hAnsi="Arial"/>
-                <w:b w:val="false"/>
-                <w:bCs w:val="false"/>
-                <w:i w:val="false"/>
-                <w:iCs w:val="false"/>
-                <w:color w:val="000000"/>
-                <w:sz w:val="18"/>
-                <w:szCs w:val="18"/>
-              </w:rPr>
-              <w:t xml:space="preserve"/>
-            </w:r>
-          </w:p>
-          <w:p>
-            <w:pPr>
-              <w:spacing w:after="40" w:before="0"/>
-              <w:jc w:val="left"/>
-            </w:pPr>
-            <w:r>
-              <w:rPr>
-                <w:rFonts w:ascii="Arial" w:cs="Arial" w:eastAsia="Arial" w:hAnsi="Arial"/>
-                <w:b w:val="false"/>
-                <w:bCs w:val="false"/>
-                <w:i w:val="false"/>
-                <w:iCs w:val="false"/>
-                <w:color w:val="000000"/>
-                <w:sz w:val="18"/>
-                <w:szCs w:val="18"/>
-              </w:rPr>
-              <w:t xml:space="preserve">Step 1 — Join corresponding points: Draw line segments connecting each vertex (or key point) of the object to its matching vertex on the image. For example, connect pre-image point P to its image P′, and pre-image point Q to its image Q′.</w:t>
-            </w:r>
-          </w:p>
-          <w:p>
-            <w:pPr>
-              <w:spacing w:after="40" w:before="0"/>
-              <w:jc w:val="left"/>
-            </w:pPr>
-            <w:r>
-              <w:rPr>
-                <w:rFonts w:ascii="Arial" w:cs="Arial" w:eastAsia="Arial" w:hAnsi="Arial"/>
-                <w:b w:val="false"/>
-                <w:bCs w:val="false"/>
-                <w:i w:val="false"/>
-                <w:iCs w:val="false"/>
-                <w:color w:val="000000"/>
-                <w:sz w:val="18"/>
-                <w:szCs w:val="18"/>
-              </w:rPr>
-              <w:t xml:space="preserve"/>
-            </w:r>
-          </w:p>
-          <w:p>
-            <w:pPr>
-              <w:spacing w:after="40" w:before="0"/>
-              <w:jc w:val="left"/>
-            </w:pPr>
-            <w:r>
-              <w:rPr>
-                <w:rFonts w:ascii="Arial" w:cs="Arial" w:eastAsia="Arial" w:hAnsi="Arial"/>
-                <w:b w:val="false"/>
-                <w:bCs w:val="false"/>
-                <w:i w:val="false"/>
-                <w:iCs w:val="false"/>
-                <w:color w:val="000000"/>
-                <w:sz w:val="18"/>
-                <w:szCs w:val="18"/>
-              </w:rPr>
-              <w:t xml:space="preserve">Step 2 — Construct perpendicular bisectors: Draw the perpendicular bisector of segment PP′ and the perpendicular bisector of segment QQ′. A perpendicular bisector passes through the midpoint of a segment at a 90° angle.</w:t>
-            </w:r>
-          </w:p>
-          <w:p>
-            <w:pPr>
-              <w:spacing w:after="40" w:before="0"/>
-              <w:jc w:val="left"/>
-            </w:pPr>
-            <w:r>
-              <w:rPr>
-                <w:rFonts w:ascii="Arial" w:cs="Arial" w:eastAsia="Arial" w:hAnsi="Arial"/>
-                <w:b w:val="false"/>
-                <w:bCs w:val="false"/>
-                <w:i w:val="false"/>
-                <w:iCs w:val="false"/>
-                <w:color w:val="000000"/>
-                <w:sz w:val="18"/>
-                <w:szCs w:val="18"/>
-              </w:rPr>
-              <w:t xml:space="preserve"/>
-            </w:r>
-          </w:p>
-          <w:p>
-            <w:pPr>
-              <w:spacing w:after="40" w:before="0"/>
-              <w:jc w:val="left"/>
-            </w:pPr>
-            <w:r>
-              <w:rPr>
-                <w:rFonts w:ascii="Arial" w:cs="Arial" w:eastAsia="Arial" w:hAnsi="Arial"/>
-                <w:b w:val="false"/>
-                <w:bCs w:val="false"/>
-                <w:i w:val="false"/>
-                <w:iCs w:val="false"/>
-                <w:color w:val="000000"/>
-                <w:sz w:val="18"/>
-                <w:szCs w:val="18"/>
-              </w:rPr>
-              <w:t xml:space="preserve">Step 3 — Identify the centre: The two perpendicular bisectors will intersect at exactly one point — this intersection is the centre of rotation.</w:t>
-            </w:r>
-          </w:p>
-          <w:p>
-            <w:pPr>
-              <w:spacing w:after="40" w:before="0"/>
-              <w:jc w:val="left"/>
-            </w:pPr>
-            <w:r>
-              <w:rPr>
-                <w:rFonts w:ascii="Arial" w:cs="Arial" w:eastAsia="Arial" w:hAnsi="Arial"/>
-                <w:b w:val="false"/>
-                <w:bCs w:val="false"/>
-                <w:i w:val="false"/>
-                <w:iCs w:val="false"/>
-                <w:color w:val="000000"/>
-                <w:sz w:val="18"/>
-                <w:szCs w:val="18"/>
-              </w:rPr>
-              <w:t xml:space="preserve"/>
-            </w:r>
-          </w:p>
-          <w:p>
-            <w:pPr>
-              <w:spacing w:after="40" w:before="0"/>
-              <w:jc w:val="left"/>
-            </w:pPr>
-            <w:r>
-              <w:rPr>
-                <w:rFonts w:ascii="Arial" w:cs="Arial" w:eastAsia="Arial" w:hAnsi="Arial"/>
-                <w:b w:val="false"/>
-                <w:bCs w:val="false"/>
-                <w:i w:val="false"/>
-                <w:iCs w:val="false"/>
-                <w:color w:val="000000"/>
-                <w:sz w:val="18"/>
-                <w:szCs w:val="18"/>
-              </w:rPr>
-              <w:t xml:space="preserve">Step 4 — Measure the angle: Draw line segments from the centre of rotation to any pre-image point and to its corresponding image point. The angle between these two segments, measured at the centre, is the angle of rotation. The direction (clockwise or anticlockwise) is determined by observing which way the image has turned relative to the object.</w:t>
-            </w:r>
-          </w:p>
-          <w:p>
-            <w:pPr>
-              <w:spacing w:after="40" w:before="0"/>
-              <w:jc w:val="left"/>
-            </w:pPr>
-            <w:r>
-              <w:rPr>
-                <w:rFonts w:ascii="Arial" w:cs="Arial" w:eastAsia="Arial" w:hAnsi="Arial"/>
-                <w:b w:val="false"/>
-                <w:bCs w:val="false"/>
-                <w:i w:val="false"/>
-                <w:iCs w:val="false"/>
-                <w:color w:val="000000"/>
-                <w:sz w:val="18"/>
-                <w:szCs w:val="18"/>
-              </w:rPr>
-              <w:t xml:space="preserve"/>
-            </w:r>
-          </w:p>
-          <w:p>
-            <w:pPr>
-              <w:spacing w:after="40" w:before="0"/>
-              <w:jc w:val="left"/>
-            </w:pPr>
-            <w:r>
-              <w:rPr>
-                <w:rFonts w:ascii="Arial" w:cs="Arial" w:eastAsia="Arial" w:hAnsi="Arial"/>
-                <w:b w:val="false"/>
-                <w:bCs w:val="false"/>
-                <w:i w:val="false"/>
-                <w:iCs w:val="false"/>
-                <w:color w:val="000000"/>
-                <w:sz w:val="18"/>
-                <w:szCs w:val="18"/>
-              </w:rPr>
-              <w:t xml:space="preserve">Example: Suppose a blade tip moves from P(4, 0) to P′(0, 4). The midpoint of PP′ is (2, 2) and the perpendicular bisector of PP′ passes through the origin (0, 0). Checking with a second point confirms the centre is the origin. The angle ∠POP′ = 90° anticlockwise.</w:t>
-            </w:r>
-          </w:p>
-          <w:p>
-            <w:pPr>
-              <w:spacing w:after="40" w:before="0"/>
-              <w:jc w:val="left"/>
-            </w:pPr>
-            <w:r>
-              <w:rPr>
-                <w:rFonts w:ascii="Arial" w:cs="Arial" w:eastAsia="Arial" w:hAnsi="Arial"/>
-                <w:b w:val="false"/>
-                <w:bCs w:val="false"/>
-                <w:i w:val="false"/>
-                <w:iCs w:val="false"/>
-                <w:color w:val="000000"/>
-                <w:sz w:val="18"/>
-                <w:szCs w:val="18"/>
-              </w:rPr>
-              <w:t xml:space="preserve"/>
-            </w:r>
-          </w:p>
-          <w:p>
-            <w:pPr>
-              <w:spacing w:after="40" w:before="0"/>
-              <w:jc w:val="left"/>
-            </w:pPr>
-            <w:r>
-              <w:rPr>
-                <w:rFonts w:ascii="Arial" w:cs="Arial" w:eastAsia="Arial" w:hAnsi="Arial"/>
-                <w:b w:val="false"/>
-                <w:bCs w:val="false"/>
-                <w:i w:val="false"/>
-                <w:iCs w:val="false"/>
-                <w:color w:val="000000"/>
-                <w:sz w:val="18"/>
-                <w:szCs w:val="18"/>
-              </w:rPr>
-              <w:t xml:space="preserve">Real-world application: If an engineer at Ngong Hills replaces a damaged blade and needs to confirm it is fixed at exactly 120° from the neighbouring blades, they can treat the hub as the centre of rotation, measure the angular positions of key points on each blade, and verify using this method that the rotation angle between adjacent blades is exactly 120°. Any deviation would indicate the blade is misaligned.</w:t>
+                <w:i/>
+                <w:iCs/>
+                <w:color w:val="808080"/>
+                <w:sz w:val="18"/>
+                <w:szCs w:val="18"/>
+              </w:rPr>
+              <w:t xml:space="preserve">Write your answer here:</w:t>
             </w:r>
           </w:p>
         </w:tc>
@@ -1706,14 +1198,12 @@
         <w:tblLayout w:type="fixed"/>
       </w:tblPr>
       <w:tblGrid>
-        <w:gridCol w:w="3000"/>
-        <w:gridCol w:w="10680"/>
+        <w:gridCol w:w="13680"/>
       </w:tblGrid>
       <w:tr>
         <w:tc>
           <w:tcPr>
             <w:tcW w:type="dxa" w:w="13680"/>
-            <w:gridSpan w:val="2"/>
             <w:shd w:fill="1F3864" w:color="auto" w:val="clear"/>
             <w:tcMar>
               <w:top w:type="dxa" w:w="60"/>
@@ -1739,15 +1229,15 @@
                 <w:sz w:val="22"/>
                 <w:szCs w:val="22"/>
               </w:rPr>
-              <w:t xml:space="preserve">Section 5: Full Answer to the Driving Question</w:t>
-            </w:r>
-          </w:p>
-        </w:tc>
-      </w:tr>
-      <w:tr>
-        <w:tc>
-          <w:tcPr>
-            <w:tcW w:type="dxa" w:w="3000"/>
+              <w:t xml:space="preserve">Section 5: Final Explanation</w:t>
+            </w:r>
+          </w:p>
+        </w:tc>
+      </w:tr>
+      <w:tr>
+        <w:tc>
+          <w:tcPr>
+            <w:tcW w:type="dxa" w:w="13680"/>
             <w:shd w:fill="D9EEF1" w:color="auto" w:val="clear"/>
             <w:tcMar>
               <w:top w:type="dxa" w:w="60"/>
@@ -1773,13 +1263,18 @@
                 <w:sz w:val="18"/>
                 <w:szCs w:val="18"/>
               </w:rPr>
-              <w:t xml:space="preserve">Now bring everything together. Write a complete, well-organised answer to the Driving Question: 'Why do the blades of the Ngong Hills wind turbine always look the same no matter how far they rotate — and how can we use the mathematics of rotation to predict exactly where any point on the blade will land?' Your answer must reference all four previous sections, use correct mathematical vocabulary throughout, and clearly explain both parts of the Driving Question — the 'why' (rotational symmetry and preserved properties) and the 'how' (coordinate rules and geometric methods). Aim for at least one paragraph per part of the question.</w:t>
-            </w:r>
-          </w:p>
-        </w:tc>
-        <w:tc>
-          <w:tcPr>
-            <w:tcW w:type="dxa" w:w="10680"/>
+              <w:t xml:space="preserve">Answer the driving question in your own words: Why do the blades of the Ngong Hills wind turbine always look the same no matter how far they rotate, and how can we use the mathematics of rotation to predict exactly where any point on the blade will land? Use the terms centre of rotation, 120°, order of rotational symmetry, congruent/isometry, and positive/negative angle. Include evidence from the unit.</w:t>
+            </w:r>
+          </w:p>
+        </w:tc>
+      </w:tr>
+      <w:tr>
+        <w:trPr>
+          <w:trHeight w:val="4200" w:hRule="atLeast"/>
+        </w:trPr>
+        <w:tc>
+          <w:tcPr>
+            <w:tcW w:type="dxa" w:w="13680"/>
             <w:shd w:fill="FFFFFF" w:color="auto" w:val="clear"/>
             <w:tcMar>
               <w:top w:type="dxa" w:w="60"/>
@@ -1799,89 +1294,13 @@
                 <w:rFonts w:ascii="Arial" w:cs="Arial" w:eastAsia="Arial" w:hAnsi="Arial"/>
                 <w:b w:val="false"/>
                 <w:bCs w:val="false"/>
-                <w:i w:val="false"/>
-                <w:iCs w:val="false"/>
-                <w:color w:val="000000"/>
-                <w:sz w:val="18"/>
-                <w:szCs w:val="18"/>
-              </w:rPr>
-              <w:t xml:space="preserve">The Ngong Hills wind turbine blades always look the same no matter how far they rotate because the three-blade assembly has rotational symmetry of order 3. This means that after every rotation of exactly 120° (= 360° ÷ 3) about the central hub, each blade moves precisely into the position previously occupied by the next blade. Because all three blades are identical in size and shape, an observer cannot detect any difference — the image is indistinguishable from the object. This is not a coincidence; it is a direct consequence of the mathematical properties of rotation. Rotation preserves length, angle size, and shape (it is an isometric transformation), so the overall rotor shape — its size, its symmetry, its appearance — is completely unchanged after any multiple of 120°.</w:t>
-            </w:r>
-          </w:p>
-          <w:p>
-            <w:pPr>
-              <w:spacing w:after="40" w:before="0"/>
-              <w:jc w:val="left"/>
-            </w:pPr>
-            <w:r>
-              <w:rPr>
-                <w:rFonts w:ascii="Arial" w:cs="Arial" w:eastAsia="Arial" w:hAnsi="Arial"/>
-                <w:b w:val="false"/>
-                <w:bCs w:val="false"/>
-                <w:i w:val="false"/>
-                <w:iCs w:val="false"/>
-                <w:color w:val="000000"/>
-                <w:sz w:val="18"/>
-                <w:szCs w:val="18"/>
-              </w:rPr>
-              <w:t xml:space="preserve"/>
-            </w:r>
-          </w:p>
-          <w:p>
-            <w:pPr>
-              <w:spacing w:after="40" w:before="0"/>
-              <w:jc w:val="left"/>
-            </w:pPr>
-            <w:r>
-              <w:rPr>
-                <w:rFonts w:ascii="Arial" w:cs="Arial" w:eastAsia="Arial" w:hAnsi="Arial"/>
-                <w:b w:val="false"/>
-                <w:bCs w:val="false"/>
-                <w:i w:val="false"/>
-                <w:iCs w:val="false"/>
-                <w:color w:val="000000"/>
-                <w:sz w:val="18"/>
-                <w:szCs w:val="18"/>
-              </w:rPr>
-              <w:t xml:space="preserve">We can use the mathematics of rotation to predict exactly where any point on a blade will land. For rotations about the origin, we apply coordinate transformation rules: 90° anticlockwise maps (x, y) to (−y, x); 180° maps (x, y) to (−x, −y); and 270° anticlockwise maps (x, y) to (y, −x). For any angle, the key property is that the distance from every point to the centre of rotation is preserved — meaning every blade tip, midpoint, and fixing bolt on the turbine traces a perfect circle around the hub. If you know a point's starting coordinates and the angle of rotation, you can calculate its exact landing position.</w:t>
-            </w:r>
-          </w:p>
-          <w:p>
-            <w:pPr>
-              <w:spacing w:after="40" w:before="0"/>
-              <w:jc w:val="left"/>
-            </w:pPr>
-            <w:r>
-              <w:rPr>
-                <w:rFonts w:ascii="Arial" w:cs="Arial" w:eastAsia="Arial" w:hAnsi="Arial"/>
-                <w:b w:val="false"/>
-                <w:bCs w:val="false"/>
-                <w:i w:val="false"/>
-                <w:iCs w:val="false"/>
-                <w:color w:val="000000"/>
-                <w:sz w:val="18"/>
-                <w:szCs w:val="18"/>
-              </w:rPr>
-              <w:t xml:space="preserve"/>
-            </w:r>
-          </w:p>
-          <w:p>
-            <w:pPr>
-              <w:spacing w:after="40" w:before="0"/>
-              <w:jc w:val="left"/>
-            </w:pPr>
-            <w:r>
-              <w:rPr>
-                <w:rFonts w:ascii="Arial" w:cs="Arial" w:eastAsia="Arial" w:hAnsi="Arial"/>
-                <w:b w:val="false"/>
-                <w:bCs w:val="false"/>
-                <w:i w:val="false"/>
-                <w:iCs w:val="false"/>
-                <w:color w:val="000000"/>
-                <w:sz w:val="18"/>
-                <w:szCs w:val="18"/>
-              </w:rPr>
-              <w:t xml:space="preserve">Finally, if you are given only an object and its image — for example, a blade before and after repositioning — you can work backwards to find the centre and angle of rotation by constructing perpendicular bisectors of the segments joining corresponding points. Their intersection gives the centre, and the angle between the pre-image and image rays from that centre gives the rotation angle. Together, these tools — symmetry, coordinate rules, and the perpendicular bisector method — give us a complete mathematical explanation of why the Ngong Hills turbine looks the same at every position, and the power to predict and verify the exact position of any point on its blades.</w:t>
+                <w:i/>
+                <w:iCs/>
+                <w:color w:val="808080"/>
+                <w:sz w:val="18"/>
+                <w:szCs w:val="18"/>
+              </w:rPr>
+              <w:t xml:space="preserve">Write your answer here:</w:t>
             </w:r>
           </w:p>
         </w:tc>
@@ -2108,7 +1527,7 @@
                 <w:sz w:val="18"/>
                 <w:szCs w:val="18"/>
               </w:rPr>
-              <w:t xml:space="preserve">Understanding of Rotation as a Transformation</w:t>
+              <w:t xml:space="preserve">Rotation vocabulary and properties</w:t>
             </w:r>
           </w:p>
         </w:tc>
@@ -2140,7 +1559,7 @@
                 <w:sz w:val="18"/>
                 <w:szCs w:val="18"/>
               </w:rPr>
-              <w:t xml:space="preserve">Accurately and completely defines rotation using all key vocabulary (centre, angle, direction, isometry). Clearly identifies what is preserved and what changes, with explicit and correct reference to the Ngong Hills turbine context.</w:t>
+              <w:t xml:space="preserve">Correctly names centre, angle and direction, states distance invariance and congruence, and uses positive/negative correctly throughout.</w:t>
             </w:r>
           </w:p>
         </w:tc>
@@ -2172,7 +1591,7 @@
                 <w:sz w:val="18"/>
                 <w:szCs w:val="18"/>
               </w:rPr>
-              <w:t xml:space="preserve">Defines rotation with most key vocabulary and correctly identifies preserved properties. Reference to the turbine context is present but may lack full precision or completeness.</w:t>
+              <w:t xml:space="preserve">States most properties and terms correctly with minor slips in wording or sign convention.</w:t>
             </w:r>
           </w:p>
         </w:tc>
@@ -2204,7 +1623,7 @@
                 <w:sz w:val="18"/>
                 <w:szCs w:val="18"/>
               </w:rPr>
-              <w:t xml:space="preserve">Shows a partial or incomplete understanding of rotation. Misses one or more key properties or vocabulary terms. Connection to the turbine phenomenon is vague or absent.</w:t>
+              <w:t xml:space="preserve">Confuses terms or properties, or omits direction or what stays the same.</w:t>
             </w:r>
           </w:p>
         </w:tc>
@@ -2238,7 +1657,7 @@
                 <w:sz w:val="18"/>
                 <w:szCs w:val="18"/>
               </w:rPr>
-              <w:t xml:space="preserve">Rotational Symmetry — Order and Angle Calculation</w:t>
+              <w:t xml:space="preserve">Coordinate calculations</w:t>
             </w:r>
           </w:p>
         </w:tc>
@@ -2270,7 +1689,7 @@
                 <w:sz w:val="18"/>
                 <w:szCs w:val="18"/>
               </w:rPr>
-              <w:t xml:space="preserve">Correctly calculates the order of rotational symmetry (3) and the minimum angle (120°) using the formula, with clear working shown. Accurately explains why the three-blade arrangement produces identical-looking positions and correctly generalises to other blade numbers.</w:t>
+              <w:t xml:space="preserve">Applies all rotation rules correctly to get (-2,4), (-4,-2), (2,-4) and explains the return to (4,2) after four turns.</w:t>
             </w:r>
           </w:p>
         </w:tc>
@@ -2302,7 +1721,7 @@
                 <w:sz w:val="18"/>
                 <w:szCs w:val="18"/>
               </w:rPr>
-              <w:t xml:space="preserve">Correctly identifies the order and angle with working shown. Explanation of why the turbine looks the same is mostly complete. Generalisation to other blade numbers may be partially correct.</w:t>
+              <w:t xml:space="preserve">Gets most images correct with a minor error or incomplete explanation of the full turn.</w:t>
             </w:r>
           </w:p>
         </w:tc>
@@ -2334,7 +1753,7 @@
                 <w:sz w:val="18"/>
                 <w:szCs w:val="18"/>
               </w:rPr>
-              <w:t xml:space="preserve">Attempts to calculate order or angle but contains errors in formula use or reasoning. Little or no explanation of how symmetry produces identical-looking positions.</w:t>
+              <w:t xml:space="preserve">Uses wrong rules or cannot find image coordinates.</w:t>
             </w:r>
           </w:p>
         </w:tc>
@@ -2368,7 +1787,7 @@
                 <w:sz w:val="18"/>
                 <w:szCs w:val="18"/>
               </w:rPr>
-              <w:t xml:space="preserve">Application of Coordinate Rotation Rules</w:t>
+              <w:t xml:space="preserve">Rotational symmetry reasoning</w:t>
             </w:r>
           </w:p>
         </w:tc>
@@ -2400,7 +1819,7 @@
                 <w:sz w:val="18"/>
                 <w:szCs w:val="18"/>
               </w:rPr>
-              <w:t xml:space="preserve">States all three standard rotation rules (90°, 180°, 270°) correctly, applies them accurately to at least two points in a relevant example, and verifies that distances from the centre of rotation are preserved with clear calculation.</w:t>
+              <w:t xml:space="preserve">Gives 120° spacing, order 3, angles 120°, 240°, 360°, uses 360° ÷ order, and links clearly to why the turbine looks identical.</w:t>
             </w:r>
           </w:p>
         </w:tc>
@@ -2432,7 +1851,7 @@
                 <w:sz w:val="18"/>
                 <w:szCs w:val="18"/>
               </w:rPr>
-              <w:t xml:space="preserve">States most rotation rules correctly and applies them to at least one point with mostly accurate working. Distance preservation is mentioned but may not be fully verified with calculation.</w:t>
+              <w:t xml:space="preserve">Gives order and angle correctly but the link to the phenomenon is thin.</w:t>
             </w:r>
           </w:p>
         </w:tc>
@@ -2464,7 +1883,7 @@
                 <w:sz w:val="18"/>
                 <w:szCs w:val="18"/>
               </w:rPr>
-              <w:t xml:space="preserve">States rotation rules with errors or applies them incorrectly. Little or no attempt to verify distance preservation. Example may be absent or incorrect.</w:t>
+              <w:t xml:space="preserve">Cannot determine order or angle or does not link to the turbine.</w:t>
             </w:r>
           </w:p>
         </w:tc>
@@ -2498,7 +1917,7 @@
                 <w:sz w:val="18"/>
                 <w:szCs w:val="18"/>
               </w:rPr>
-              <w:t xml:space="preserve">Finding Centre and Angle of Rotation from Object and Image</w:t>
+              <w:t xml:space="preserve">Congruence and finding the centre</w:t>
             </w:r>
           </w:p>
         </w:tc>
@@ -2530,7 +1949,7 @@
                 <w:sz w:val="18"/>
                 <w:szCs w:val="18"/>
               </w:rPr>
-              <w:t xml:space="preserve">Clearly and correctly describes the perpendicular bisector method step by step. Accurately explains how to determine the angle of rotation. Provides a correct illustrative example and gives a convincing real-world application linked to the Ngong Hills turbine context.</w:t>
+              <w:t xml:space="preserve">Uses isometry to justify congruence and describes the perpendicular bisector method fully with a valid reason it works.</w:t>
             </w:r>
           </w:p>
         </w:tc>
@@ -2562,7 +1981,7 @@
                 <w:sz w:val="18"/>
                 <w:szCs w:val="18"/>
               </w:rPr>
-              <w:t xml:space="preserve">Describes the perpendicular bisector method with mostly correct steps. Angle determination is explained with minor gaps. Real-world application is present but may be general rather than turbine-specific.</w:t>
+              <w:t xml:space="preserve">Describes the method with most steps but the reason is incomplete.</w:t>
             </w:r>
           </w:p>
         </w:tc>
@@ -2594,7 +2013,7 @@
                 <w:sz w:val="18"/>
                 <w:szCs w:val="18"/>
               </w:rPr>
-              <w:t xml:space="preserve">Shows a partial or confused description of the method for finding the centre of rotation. Steps are incomplete or contain significant errors. Real-world application is absent or unclear.</w:t>
+              <w:t xml:space="preserve">Method is missing or incorrect, or congruence is asserted without justification.</w:t>
             </w:r>
           </w:p>
         </w:tc>
@@ -2628,7 +2047,7 @@
                 <w:sz w:val="18"/>
                 <w:szCs w:val="18"/>
               </w:rPr>
-              <w:t xml:space="preserve">Quality of Final Driving Question Answer</w:t>
+              <w:t xml:space="preserve">Final Explanation quality</w:t>
             </w:r>
           </w:p>
         </w:tc>
@@ -2660,7 +2079,7 @@
                 <w:sz w:val="18"/>
                 <w:szCs w:val="18"/>
               </w:rPr>
-              <w:t xml:space="preserve">The final answer is well-organised, addresses both parts of the Driving Question fully (the 'why' and the 'how'), integrates all four preceding sections, uses correct mathematical vocabulary consistently, and demonstrates a sophisticated and coherent understanding of rotation as a whole.</w:t>
+              <w:t xml:space="preserve">Coherent explanation using all required terms with accurate evidence from the unit, answering both parts of the driving question.</w:t>
             </w:r>
           </w:p>
         </w:tc>
@@ -2692,7 +2111,7 @@
                 <w:sz w:val="18"/>
                 <w:szCs w:val="18"/>
               </w:rPr>
-              <w:t xml:space="preserve">The final answer addresses both parts of the Driving Question and references most preceding sections. Mathematical vocabulary is mostly correct. The overall argument is clear but may lack full integration or depth in one area.</w:t>
+              <w:t xml:space="preserve">Answers the driving question with most terms and some evidence.</w:t>
             </w:r>
           </w:p>
         </w:tc>
@@ -2724,7 +2143,7 @@
                 <w:sz w:val="18"/>
                 <w:szCs w:val="18"/>
               </w:rPr>
-              <w:t xml:space="preserve">The final answer addresses only one part of the Driving Question or is poorly organised. References to preceding sections are weak or missing. Mathematical vocabulary is limited or used incorrectly.</w:t>
+              <w:t xml:space="preserve">Answer is vague, lacks key terms or evidence, or answers only part of the question.</w:t>
             </w:r>
           </w:p>
         </w:tc>
@@ -2848,7 +2267,7 @@
         </w:rPr>
         <w:t xml:space="preserve">© 2026 SeaVuria and ARES. This work is licensed under a </w:t>
       </w:r>
-      <w:hyperlink w:history="1" r:id="rIdaz7vwpcg1n1kdva1fjapx">
+      <w:hyperlink w:history="1" r:id="rIdodfawpkl1mtkx2p4adhgx">
         <w:r>
           <w:rPr>
             <w:rFonts w:ascii="Arial" w:cs="Arial" w:eastAsia="Arial" w:hAnsi="Arial"/>
@@ -2868,7 +2287,7 @@
         </w:rPr>
         <w:t xml:space="preserve"> (</w:t>
       </w:r>
-      <w:hyperlink w:history="1" r:id="rIddpqj4oe3kxdlrxu-cslj5">
+      <w:hyperlink w:history="1" r:id="rIdbvndxdzqtdnzt-wugwreh">
         <w:r>
           <w:rPr>
             <w:rFonts w:ascii="Arial" w:cs="Arial" w:eastAsia="Arial" w:hAnsi="Arial"/>
@@ -2888,7 +2307,7 @@
         </w:rPr>
         <w:t xml:space="preserve">). To view a copy of this license, visit </w:t>
       </w:r>
-      <w:hyperlink w:history="1" r:id="rId7hvdq8qyl5bqwkxgxbolp">
+      <w:hyperlink w:history="1" r:id="rIdtkvw7qyjne2wujycupip6">
         <w:r>
           <w:rPr>
             <w:rFonts w:ascii="Arial" w:cs="Arial" w:eastAsia="Arial" w:hAnsi="Arial"/>

--- a/data/outputs/v2/Maths/SS3.2_Rotation/Mathematics_Rotation_FinalExplanation.docx
+++ b/data/outputs/v2/Maths/SS3.2_Rotation/Mathematics_Rotation_FinalExplanation.docx
@@ -2267,7 +2267,7 @@
         </w:rPr>
         <w:t xml:space="preserve">© 2026 SeaVuria and ARES. This work is licensed under a </w:t>
       </w:r>
-      <w:hyperlink w:history="1" r:id="rIdodfawpkl1mtkx2p4adhgx">
+      <w:hyperlink w:history="1" r:id="rIdnthyjvpjgw_tiv9gcwbhg">
         <w:r>
           <w:rPr>
             <w:rFonts w:ascii="Arial" w:cs="Arial" w:eastAsia="Arial" w:hAnsi="Arial"/>
@@ -2287,7 +2287,7 @@
         </w:rPr>
         <w:t xml:space="preserve"> (</w:t>
       </w:r>
-      <w:hyperlink w:history="1" r:id="rIdbvndxdzqtdnzt-wugwreh">
+      <w:hyperlink w:history="1" r:id="rIdtcgrfkazav2mdksrcooau">
         <w:r>
           <w:rPr>
             <w:rFonts w:ascii="Arial" w:cs="Arial" w:eastAsia="Arial" w:hAnsi="Arial"/>
@@ -2307,7 +2307,7 @@
         </w:rPr>
         <w:t xml:space="preserve">). To view a copy of this license, visit </w:t>
       </w:r>
-      <w:hyperlink w:history="1" r:id="rIdtkvw7qyjne2wujycupip6">
+      <w:hyperlink w:history="1" r:id="rId7e17k40s8eigj7_jwc2_1">
         <w:r>
           <w:rPr>
             <w:rFonts w:ascii="Arial" w:cs="Arial" w:eastAsia="Arial" w:hAnsi="Arial"/>

--- a/data/outputs/v2/Maths/SS3.2_Rotation/Mathematics_Rotation_FinalExplanation.docx
+++ b/data/outputs/v2/Maths/SS3.2_Rotation/Mathematics_Rotation_FinalExplanation.docx
@@ -2267,7 +2267,7 @@
         </w:rPr>
         <w:t xml:space="preserve">© 2026 SeaVuria and ARES. This work is licensed under a </w:t>
       </w:r>
-      <w:hyperlink w:history="1" r:id="rIdnthyjvpjgw_tiv9gcwbhg">
+      <w:hyperlink w:history="1" r:id="rIdt3b4x9kqna84wn5oofylg">
         <w:r>
           <w:rPr>
             <w:rFonts w:ascii="Arial" w:cs="Arial" w:eastAsia="Arial" w:hAnsi="Arial"/>
@@ -2287,7 +2287,7 @@
         </w:rPr>
         <w:t xml:space="preserve"> (</w:t>
       </w:r>
-      <w:hyperlink w:history="1" r:id="rIdtcgrfkazav2mdksrcooau">
+      <w:hyperlink w:history="1" r:id="rIdcxl8i2xvzznrq8urca0bs">
         <w:r>
           <w:rPr>
             <w:rFonts w:ascii="Arial" w:cs="Arial" w:eastAsia="Arial" w:hAnsi="Arial"/>
@@ -2307,7 +2307,7 @@
         </w:rPr>
         <w:t xml:space="preserve">). To view a copy of this license, visit </w:t>
       </w:r>
-      <w:hyperlink w:history="1" r:id="rId7e17k40s8eigj7_jwc2_1">
+      <w:hyperlink w:history="1" r:id="rId-5fwbmkhhwazv-aay83a6">
         <w:r>
           <w:rPr>
             <w:rFonts w:ascii="Arial" w:cs="Arial" w:eastAsia="Arial" w:hAnsi="Arial"/>

--- a/data/outputs/v2/Maths/SS3.2_Rotation/Mathematics_Rotation_FinalExplanation.docx
+++ b/data/outputs/v2/Maths/SS3.2_Rotation/Mathematics_Rotation_FinalExplanation.docx
@@ -2267,7 +2267,7 @@
         </w:rPr>
         <w:t xml:space="preserve">© 2026 SeaVuria and ARES. This work is licensed under a </w:t>
       </w:r>
-      <w:hyperlink w:history="1" r:id="rIdt3b4x9kqna84wn5oofylg">
+      <w:hyperlink w:history="1" r:id="rIdglyk4hjbm50m7hwybpi1h">
         <w:r>
           <w:rPr>
             <w:rFonts w:ascii="Arial" w:cs="Arial" w:eastAsia="Arial" w:hAnsi="Arial"/>
@@ -2287,7 +2287,7 @@
         </w:rPr>
         <w:t xml:space="preserve"> (</w:t>
       </w:r>
-      <w:hyperlink w:history="1" r:id="rIdcxl8i2xvzznrq8urca0bs">
+      <w:hyperlink w:history="1" r:id="rIdp9pwhucr-zzwxy0r4bhsl">
         <w:r>
           <w:rPr>
             <w:rFonts w:ascii="Arial" w:cs="Arial" w:eastAsia="Arial" w:hAnsi="Arial"/>
@@ -2307,7 +2307,7 @@
         </w:rPr>
         <w:t xml:space="preserve">). To view a copy of this license, visit </w:t>
       </w:r>
-      <w:hyperlink w:history="1" r:id="rId-5fwbmkhhwazv-aay83a6">
+      <w:hyperlink w:history="1" r:id="rIdxzpxd0ofxkebfrlkoy54c">
         <w:r>
           <w:rPr>
             <w:rFonts w:ascii="Arial" w:cs="Arial" w:eastAsia="Arial" w:hAnsi="Arial"/>

--- a/data/outputs/v2/Maths/SS3.2_Rotation/Mathematics_Rotation_FinalExplanation.docx
+++ b/data/outputs/v2/Maths/SS3.2_Rotation/Mathematics_Rotation_FinalExplanation.docx
@@ -95,7 +95,7 @@
                 <w:sz w:val="22"/>
                 <w:szCs w:val="22"/>
               </w:rPr>
-              <w:t xml:space="preserve">FINAL EXPLANATION: MATHEMATICS GRADE 10 – 3.2 ROTATION: FINAL EXPLANATION</w:t>
+              <w:t xml:space="preserve">FINAL EXPLANATION: MATHEMATICS GRADE 10: SUB-STRAND 3.2 ROTATION</w:t>
             </w:r>
           </w:p>
         </w:tc>
@@ -422,7 +422,7 @@
                 <w:sz w:val="18"/>
                 <w:szCs w:val="18"/>
               </w:rPr>
-              <w:t xml:space="preserve">This is your Final Explanation for the unit. Think back to the Ngong Hills Wind Farm video and everything you found out in Lessons 1 to 10. Answer each section in the space under it. Write in full sentences, use the correct rotation words (centre of rotation, angle of rotation, direction, object, image, order of rotational symmetry, congruent) and show any working or constructions you use. Always connect your answers to the Ngong Hills turbine. Positive angles mean anti-clockwise and negative angles mean clockwise.</w:t>
+              <w:t xml:space="preserve">Driving question: What do you think makes it possible for a daily pattern of day and night experience on Earth? Use what you learned in all 10 lessons to write your Final Explanation. Answer each section in the space under its prompt. Use the data from our time-lapse video and our lessons (Mombasa, Nairobi, Kisumu and Lake Victoria). Show your working for any calculation. Use the words centre, angle and direction, and write angles in degrees (°). Remember that positive angles are anticlockwise and negative angles are clockwise. Use East Africa Time (EAT) for times. Write full sentences and give evidence for each claim.</w:t>
             </w:r>
           </w:p>
         </w:tc>
@@ -481,7 +481,7 @@
                 <w:sz w:val="22"/>
                 <w:szCs w:val="22"/>
               </w:rPr>
-              <w:t xml:space="preserve">Section 1: What is a rotation and what stays the same?</w:t>
+              <w:t xml:space="preserve">Section 1: Describing the Turning (Centre, Angle, Direction)</w:t>
             </w:r>
           </w:p>
         </w:tc>
@@ -515,64 +515,83 @@
                 <w:sz w:val="18"/>
                 <w:szCs w:val="18"/>
               </w:rPr>
-              <w:t xml:space="preserve">A friend watches the Ngong Hills turbine blades spinning and says, 'The blades move so much, so how can the turbine always look the same?'</w:t>
-            </w:r>
-          </w:p>
-          <w:p>
-            <w:pPr>
-              <w:spacing w:after="40" w:before="0"/>
-              <w:jc w:val="left"/>
-            </w:pPr>
-            <w:r>
-              <w:rPr>
-                <w:rFonts w:ascii="Arial" w:cs="Arial" w:eastAsia="Arial" w:hAnsi="Arial"/>
-                <w:b/>
-                <w:bCs/>
-                <w:i w:val="false"/>
-                <w:iCs w:val="false"/>
-                <w:color w:val="000000"/>
-                <w:sz w:val="18"/>
-                <w:szCs w:val="18"/>
-              </w:rPr>
-              <w:t xml:space="preserve">(a) Name the three things you need to state to describe a rotation completely, and say which part of the turbine is the centre of rotation.</w:t>
-            </w:r>
-          </w:p>
-          <w:p>
-            <w:pPr>
-              <w:spacing w:after="40" w:before="0"/>
-              <w:jc w:val="left"/>
-            </w:pPr>
-            <w:r>
-              <w:rPr>
-                <w:rFonts w:ascii="Arial" w:cs="Arial" w:eastAsia="Arial" w:hAnsi="Arial"/>
-                <w:b/>
-                <w:bCs/>
-                <w:i w:val="false"/>
-                <w:iCs w:val="false"/>
-                <w:color w:val="000000"/>
-                <w:sz w:val="18"/>
-                <w:szCs w:val="18"/>
-              </w:rPr>
-              <w:t xml:space="preserve">(b) State TWO properties of rotation that stay the same when the blades turn, and say what changes.</w:t>
-            </w:r>
-          </w:p>
-          <w:p>
-            <w:pPr>
-              <w:spacing w:after="40" w:before="0"/>
-              <w:jc w:val="left"/>
-            </w:pPr>
-            <w:r>
-              <w:rPr>
-                <w:rFonts w:ascii="Arial" w:cs="Arial" w:eastAsia="Arial" w:hAnsi="Arial"/>
-                <w:b/>
-                <w:bCs/>
-                <w:i w:val="false"/>
-                <w:iCs w:val="false"/>
-                <w:color w:val="000000"/>
-                <w:sz w:val="18"/>
-                <w:szCs w:val="18"/>
-              </w:rPr>
-              <w:t xml:space="preserve">(c) Explain how a positive angle and a negative angle differ.</w:t>
+              <w:t xml:space="preserve">In our time-lapse video, 24 hours were shown in 24 seconds, so 1 second = 1 hour. Dawn came over Mombasa at about 6:30 am, midday over Nairobi at about 12:30 pm, sunset over Lake Victoria at about 6:40 pm and darkness over Kisumu at about 7:30 pm, and the pattern repeated every 24 hours. Wanjiku in Kisumu said, 'Kenya feels still.'</w:t>
+            </w:r>
+          </w:p>
+          <w:p>
+            <w:pPr>
+              <w:spacing w:after="40" w:before="0"/>
+              <w:jc w:val="left"/>
+            </w:pPr>
+            <w:r>
+              <w:rPr>
+                <w:rFonts w:ascii="Arial" w:cs="Arial" w:eastAsia="Arial" w:hAnsi="Arial"/>
+                <w:b/>
+                <w:bCs/>
+                <w:i w:val="false"/>
+                <w:iCs w:val="false"/>
+                <w:color w:val="000000"/>
+                <w:sz w:val="18"/>
+                <w:szCs w:val="18"/>
+              </w:rPr>
+              <w:t xml:space="preserve">(a) Describe Earth's turning using the three things needed to describe any rotation. Give the value or name for each one.</w:t>
+            </w:r>
+          </w:p>
+          <w:p>
+            <w:pPr>
+              <w:spacing w:after="40" w:before="0"/>
+              <w:jc w:val="left"/>
+            </w:pPr>
+            <w:r>
+              <w:rPr>
+                <w:rFonts w:ascii="Arial" w:cs="Arial" w:eastAsia="Arial" w:hAnsi="Arial"/>
+                <w:b/>
+                <w:bCs/>
+                <w:i w:val="false"/>
+                <w:iCs w:val="false"/>
+                <w:color w:val="000000"/>
+                <w:sz w:val="18"/>
+                <w:szCs w:val="18"/>
+              </w:rPr>
+              <w:t xml:space="preserve">(b) Calculate how many degrees Earth turns in one hour. Show your working.</w:t>
+            </w:r>
+          </w:p>
+          <w:p>
+            <w:pPr>
+              <w:spacing w:after="40" w:before="0"/>
+              <w:jc w:val="left"/>
+            </w:pPr>
+            <w:r>
+              <w:rPr>
+                <w:rFonts w:ascii="Arial" w:cs="Arial" w:eastAsia="Arial" w:hAnsi="Arial"/>
+                <w:b/>
+                <w:bCs/>
+                <w:i w:val="false"/>
+                <w:iCs w:val="false"/>
+                <w:color w:val="000000"/>
+                <w:sz w:val="18"/>
+                <w:szCs w:val="18"/>
+              </w:rPr>
+              <w:t xml:space="preserve">(c) From the video, the time from dawn over Mombasa (6:30 am) to midday over Nairobi (12:30 pm) is 6 hours. Calculate the angle Earth turns in this time and name the quarter, half or full turn it is.</w:t>
+            </w:r>
+          </w:p>
+          <w:p>
+            <w:pPr>
+              <w:spacing w:after="40" w:before="0"/>
+              <w:jc w:val="left"/>
+            </w:pPr>
+            <w:r>
+              <w:rPr>
+                <w:rFonts w:ascii="Arial" w:cs="Arial" w:eastAsia="Arial" w:hAnsi="Arial"/>
+                <w:b/>
+                <w:bCs/>
+                <w:i w:val="false"/>
+                <w:iCs w:val="false"/>
+                <w:color w:val="000000"/>
+                <w:sz w:val="18"/>
+                <w:szCs w:val="18"/>
+              </w:rPr>
+              <w:t xml:space="preserve">(d) Is Kenya really still? Explain using your answers.</w:t>
             </w:r>
           </w:p>
         </w:tc>
@@ -668,7 +687,7 @@
                 <w:sz w:val="22"/>
                 <w:szCs w:val="22"/>
               </w:rPr>
-              <w:t xml:space="preserve">Section 2: Predicting where a point lands</w:t>
+              <w:t xml:space="preserve">Section 2: What Rotation Keeps the Same</w:t>
             </w:r>
           </w:p>
         </w:tc>
@@ -702,83 +721,83 @@
                 <w:sz w:val="18"/>
                 <w:szCs w:val="18"/>
               </w:rPr>
-              <w:t xml:space="preserve">Treat the hub of the turbine as the origin O(0,0). A blade tip is at P(4,2).</w:t>
-            </w:r>
-          </w:p>
-          <w:p>
-            <w:pPr>
-              <w:spacing w:after="40" w:before="0"/>
-              <w:jc w:val="left"/>
-            </w:pPr>
-            <w:r>
-              <w:rPr>
-                <w:rFonts w:ascii="Arial" w:cs="Arial" w:eastAsia="Arial" w:hAnsi="Arial"/>
-                <w:b/>
-                <w:bCs/>
-                <w:i w:val="false"/>
-                <w:iCs w:val="false"/>
-                <w:color w:val="000000"/>
-                <w:sz w:val="18"/>
-                <w:szCs w:val="18"/>
-              </w:rPr>
-              <w:t xml:space="preserve">(a) Find the coordinates of the image of P after a rotation of 90° anti-clockwise about O.</w:t>
-            </w:r>
-          </w:p>
-          <w:p>
-            <w:pPr>
-              <w:spacing w:after="40" w:before="0"/>
-              <w:jc w:val="left"/>
-            </w:pPr>
-            <w:r>
-              <w:rPr>
-                <w:rFonts w:ascii="Arial" w:cs="Arial" w:eastAsia="Arial" w:hAnsi="Arial"/>
-                <w:b/>
-                <w:bCs/>
-                <w:i w:val="false"/>
-                <w:iCs w:val="false"/>
-                <w:color w:val="000000"/>
-                <w:sz w:val="18"/>
-                <w:szCs w:val="18"/>
-              </w:rPr>
-              <w:t xml:space="preserve">(b) Find the image of P after a rotation of 180° about O.</w:t>
-            </w:r>
-          </w:p>
-          <w:p>
-            <w:pPr>
-              <w:spacing w:after="40" w:before="0"/>
-              <w:jc w:val="left"/>
-            </w:pPr>
-            <w:r>
-              <w:rPr>
-                <w:rFonts w:ascii="Arial" w:cs="Arial" w:eastAsia="Arial" w:hAnsi="Arial"/>
-                <w:b/>
-                <w:bCs/>
-                <w:i w:val="false"/>
-                <w:iCs w:val="false"/>
-                <w:color w:val="000000"/>
-                <w:sz w:val="18"/>
-                <w:szCs w:val="18"/>
-              </w:rPr>
-              <w:t xml:space="preserve">(c) Find the image of P after a rotation of 270° anti-clockwise about O.</w:t>
-            </w:r>
-          </w:p>
-          <w:p>
-            <w:pPr>
-              <w:spacing w:after="40" w:before="0"/>
-              <w:jc w:val="left"/>
-            </w:pPr>
-            <w:r>
-              <w:rPr>
-                <w:rFonts w:ascii="Arial" w:cs="Arial" w:eastAsia="Arial" w:hAnsi="Arial"/>
-                <w:b/>
-                <w:bCs/>
-                <w:i w:val="false"/>
-                <w:iCs w:val="false"/>
-                <w:color w:val="000000"/>
-                <w:sz w:val="18"/>
-                <w:szCs w:val="18"/>
-              </w:rPr>
-              <w:t xml:space="preserve">(d) What happens to the blade tip after four successive 90° anti-clockwise rotations? Explain how this helps to answer the driving question.</w:t>
+              <w:t xml:space="preserve">In class we rotated triangle ABC with A(2,1), B(4,1) and C(4,3) through 90° anticlockwise about the centre O(0,0).</w:t>
+            </w:r>
+          </w:p>
+          <w:p>
+            <w:pPr>
+              <w:spacing w:after="40" w:before="0"/>
+              <w:jc w:val="left"/>
+            </w:pPr>
+            <w:r>
+              <w:rPr>
+                <w:rFonts w:ascii="Arial" w:cs="Arial" w:eastAsia="Arial" w:hAnsi="Arial"/>
+                <w:b/>
+                <w:bCs/>
+                <w:i w:val="false"/>
+                <w:iCs w:val="false"/>
+                <w:color w:val="000000"/>
+                <w:sz w:val="18"/>
+                <w:szCs w:val="18"/>
+              </w:rPr>
+              <w:t xml:space="preserve">(a) Use the rule for a 90° anticlockwise turn about O to find the images A', B' and C'.</w:t>
+            </w:r>
+          </w:p>
+          <w:p>
+            <w:pPr>
+              <w:spacing w:after="40" w:before="0"/>
+              <w:jc w:val="left"/>
+            </w:pPr>
+            <w:r>
+              <w:rPr>
+                <w:rFonts w:ascii="Arial" w:cs="Arial" w:eastAsia="Arial" w:hAnsi="Arial"/>
+                <w:b/>
+                <w:bCs/>
+                <w:i w:val="false"/>
+                <w:iCs w:val="false"/>
+                <w:color w:val="000000"/>
+                <w:sz w:val="18"/>
+                <w:szCs w:val="18"/>
+              </w:rPr>
+              <w:t xml:space="preserve">(b) Find A'' when A(2,1) is rotated through -90° about O. What does the negative sign tell you about the direction?</w:t>
+            </w:r>
+          </w:p>
+          <w:p>
+            <w:pPr>
+              <w:spacing w:after="40" w:before="0"/>
+              <w:jc w:val="left"/>
+            </w:pPr>
+            <w:r>
+              <w:rPr>
+                <w:rFonts w:ascii="Arial" w:cs="Arial" w:eastAsia="Arial" w:hAnsi="Arial"/>
+                <w:b/>
+                <w:bCs/>
+                <w:i w:val="false"/>
+                <w:iCs w:val="false"/>
+                <w:color w:val="000000"/>
+                <w:sz w:val="18"/>
+                <w:szCs w:val="18"/>
+              </w:rPr>
+              <w:t xml:space="preserve">(c) The sides of ABC are AB = 2, BC = 2 and AC = √8. State the lengths of A'B', B'C' and A'C' and say what this tells you about ABC and its image.</w:t>
+            </w:r>
+          </w:p>
+          <w:p>
+            <w:pPr>
+              <w:spacing w:after="40" w:before="0"/>
+              <w:jc w:val="left"/>
+            </w:pPr>
+            <w:r>
+              <w:rPr>
+                <w:rFonts w:ascii="Arial" w:cs="Arial" w:eastAsia="Arial" w:hAnsi="Arial"/>
+                <w:b/>
+                <w:bCs/>
+                <w:i w:val="false"/>
+                <w:iCs w:val="false"/>
+                <w:color w:val="000000"/>
+                <w:sz w:val="18"/>
+                <w:szCs w:val="18"/>
+              </w:rPr>
+              <w:t xml:space="preserve">(d) Cities such as Nairobi, Mombasa and Kisumu turn with Earth. Use your answer to (c) to explain why they are not stretched or squashed, and what does change.</w:t>
             </w:r>
           </w:p>
         </w:tc>
@@ -874,7 +893,7 @@
                 <w:sz w:val="22"/>
                 <w:szCs w:val="22"/>
               </w:rPr>
-              <w:t xml:space="preserve">Section 3: Why three blades look identical</w:t>
+              <w:t xml:space="preserve">Section 3: Finding the Centre and Using Symmetry to Explain Regular Turning</w:t>
             </w:r>
           </w:p>
         </w:tc>
@@ -908,64 +927,45 @@
                 <w:sz w:val="18"/>
                 <w:szCs w:val="18"/>
               </w:rPr>
-              <w:t xml:space="preserve">(a) The three blades are equally spaced around the hub. What is the angle between neighbouring blades?</w:t>
-            </w:r>
-          </w:p>
-          <w:p>
-            <w:pPr>
-              <w:spacing w:after="40" w:before="0"/>
-              <w:jc w:val="left"/>
-            </w:pPr>
-            <w:r>
-              <w:rPr>
-                <w:rFonts w:ascii="Arial" w:cs="Arial" w:eastAsia="Arial" w:hAnsi="Arial"/>
-                <w:b/>
-                <w:bCs/>
-                <w:i w:val="false"/>
-                <w:iCs w:val="false"/>
-                <w:color w:val="000000"/>
-                <w:sz w:val="18"/>
-                <w:szCs w:val="18"/>
-              </w:rPr>
-              <w:t xml:space="preserve">(b) What is the order of rotational symmetry of the three-bladed turbine? List the angles within one full turn at which the assembly maps onto itself.</w:t>
-            </w:r>
-          </w:p>
-          <w:p>
-            <w:pPr>
-              <w:spacing w:after="40" w:before="0"/>
-              <w:jc w:val="left"/>
-            </w:pPr>
-            <w:r>
-              <w:rPr>
-                <w:rFonts w:ascii="Arial" w:cs="Arial" w:eastAsia="Arial" w:hAnsi="Arial"/>
-                <w:b/>
-                <w:bCs/>
-                <w:i w:val="false"/>
-                <w:iCs w:val="false"/>
-                <w:color w:val="000000"/>
-                <w:sz w:val="18"/>
-                <w:szCs w:val="18"/>
-              </w:rPr>
-              <w:t xml:space="preserve">(c) Write the formula connecting the minimum angle of rotation and the order, and use it for the turbine.</w:t>
-            </w:r>
-          </w:p>
-          <w:p>
-            <w:pPr>
-              <w:spacing w:after="40" w:before="0"/>
-              <w:jc w:val="left"/>
-            </w:pPr>
-            <w:r>
-              <w:rPr>
-                <w:rFonts w:ascii="Arial" w:cs="Arial" w:eastAsia="Arial" w:hAnsi="Arial"/>
-                <w:b/>
-                <w:bCs/>
-                <w:i w:val="false"/>
-                <w:iCs w:val="false"/>
-                <w:color w:val="000000"/>
-                <w:sz w:val="18"/>
-                <w:szCs w:val="18"/>
-              </w:rPr>
-              <w:t xml:space="preserve">(d) Explain why the turbine looks identical after each of these turns.</w:t>
+              <w:t xml:space="preserve">(a) A point P(2,0) is mapped to P'(0,2) and Q(4,0) is mapped to Q'(0,4) by a rotation. Construct the perpendicular bisectors of PP' and QQ' and compare them. Can you find the centre from these two? Then a third pair, R(3,2) → R'(-2,3), is given. Construct its perpendicular bisector too. Explain what you found about the bisectors, and state the centre and the angle of rotation including its sign.</w:t>
+            </w:r>
+          </w:p>
+          <w:p>
+            <w:pPr>
+              <w:spacing w:after="40" w:before="0"/>
+              <w:jc w:val="left"/>
+            </w:pPr>
+            <w:r>
+              <w:rPr>
+                <w:rFonts w:ascii="Arial" w:cs="Arial" w:eastAsia="Arial" w:hAnsi="Arial"/>
+                <w:b/>
+                <w:bCs/>
+                <w:i w:val="false"/>
+                <w:iCs w:val="false"/>
+                <w:color w:val="000000"/>
+                <w:sz w:val="18"/>
+                <w:szCs w:val="18"/>
+              </w:rPr>
+              <w:t xml:space="preserve">(b) Find the order of rotational symmetry and the smallest angle of fit for each: Mama Achieng's kiondo pattern (6-fold), Mzee Kamau's bicycle wheel with 8 equally spaced spokes, and a Lake Turkana Wind Power turbine with 3 blades.</w:t>
+            </w:r>
+          </w:p>
+          <w:p>
+            <w:pPr>
+              <w:spacing w:after="40" w:before="0"/>
+              <w:jc w:val="left"/>
+            </w:pPr>
+            <w:r>
+              <w:rPr>
+                <w:rFonts w:ascii="Arial" w:cs="Arial" w:eastAsia="Arial" w:hAnsi="Arial"/>
+                <w:b/>
+                <w:bCs/>
+                <w:i w:val="false"/>
+                <w:iCs w:val="false"/>
+                <w:color w:val="000000"/>
+                <w:sz w:val="18"/>
+                <w:szCs w:val="18"/>
+              </w:rPr>
+              <w:t xml:space="preserve">(c) Use the idea of dividing a full turn into equal steps to show how it connects to Earth's turning.</w:t>
             </w:r>
           </w:p>
         </w:tc>
@@ -1061,7 +1061,7 @@
                 <w:sz w:val="22"/>
                 <w:szCs w:val="22"/>
               </w:rPr>
-              <w:t xml:space="preserve">Section 4: Congruence and finding a hidden centre</w:t>
+              <w:t xml:space="preserve">Section 4: Why Mombasa Gets Sunrise Before Kisumu</w:t>
             </w:r>
           </w:p>
         </w:tc>
@@ -1095,45 +1095,532 @@
                 <w:sz w:val="18"/>
                 <w:szCs w:val="18"/>
               </w:rPr>
-              <w:t xml:space="preserve">(a) Blade 2 is the image of Blade 1 under a rotation about the hub. State the angle and direction of this rotation, and explain why this proves the three blades are congruent. Use the word isometry.</w:t>
-            </w:r>
-          </w:p>
-          <w:p>
-            <w:pPr>
-              <w:spacing w:after="40" w:before="0"/>
-              <w:jc w:val="left"/>
-            </w:pPr>
-            <w:r>
-              <w:rPr>
-                <w:rFonts w:ascii="Arial" w:cs="Arial" w:eastAsia="Arial" w:hAnsi="Arial"/>
-                <w:b/>
-                <w:bCs/>
-                <w:i w:val="false"/>
-                <w:iCs w:val="false"/>
-                <w:color w:val="000000"/>
-                <w:sz w:val="18"/>
-                <w:szCs w:val="18"/>
-              </w:rPr>
-              <w:t xml:space="preserve">(b) You are shown only a blade in two positions (object and image) and the hub is hidden. Describe step by step how you would find the centre of rotation and then the angle of rotation.</w:t>
-            </w:r>
-          </w:p>
-          <w:p>
-            <w:pPr>
-              <w:spacing w:after="40" w:before="0"/>
-              <w:jc w:val="left"/>
-            </w:pPr>
-            <w:r>
-              <w:rPr>
-                <w:rFonts w:ascii="Arial" w:cs="Arial" w:eastAsia="Arial" w:hAnsi="Arial"/>
-                <w:b/>
-                <w:bCs/>
-                <w:i w:val="false"/>
-                <w:iCs w:val="false"/>
-                <w:color w:val="000000"/>
-                <w:sz w:val="18"/>
-                <w:szCs w:val="18"/>
-              </w:rPr>
-              <w:t xml:space="preserve">(c) Explain why your method for finding the centre works.</w:t>
+              <w:t xml:space="preserve">The longitudes are: Mombasa about 39.7° E, Nairobi about 36.8° E and Kisumu about 34.8° E. Earth turns 15° per hour.</w:t>
+            </w:r>
+          </w:p>
+          <w:p>
+            <w:pPr>
+              <w:spacing w:after="40" w:before="0"/>
+              <w:jc w:val="left"/>
+            </w:pPr>
+            <w:r>
+              <w:rPr>
+                <w:rFonts w:ascii="Arial" w:cs="Arial" w:eastAsia="Arial" w:hAnsi="Arial"/>
+                <w:b/>
+                <w:bCs/>
+                <w:i w:val="false"/>
+                <w:iCs w:val="false"/>
+                <w:color w:val="000000"/>
+                <w:sz w:val="18"/>
+                <w:szCs w:val="18"/>
+              </w:rPr>
+              <w:t xml:space="preserve">(a) Complete this table of longitude differences and the time Earth takes to turn through each difference (give the time to the nearest minute).</w:t>
+            </w:r>
+          </w:p>
+          <w:tbl>
+            <w:tblPr>
+              <w:tblW w:type="dxa" w:w="13320"/>
+              <w:tblBorders>
+                <w:top w:val="single" w:color="AAAAAA" w:sz="4"/>
+                <w:left w:val="single" w:color="AAAAAA" w:sz="4"/>
+                <w:bottom w:val="single" w:color="AAAAAA" w:sz="4"/>
+                <w:right w:val="single" w:color="AAAAAA" w:sz="4"/>
+                <w:insideH w:val="single" w:color="auto" w:sz="4"/>
+                <w:insideV w:val="single" w:color="auto" w:sz="4"/>
+              </w:tblBorders>
+              <w:tblLayout w:type="fixed"/>
+            </w:tblPr>
+            <w:tblGrid>
+              <w:gridCol w:w="4440"/>
+              <w:gridCol w:w="4440"/>
+              <w:gridCol w:w="4440"/>
+            </w:tblGrid>
+            <w:tr>
+              <w:tc>
+                <w:tcPr>
+                  <w:tcW w:type="dxa" w:w="4440"/>
+                  <w:shd w:fill="D5E8F0" w:color="auto" w:val="clear"/>
+                  <w:tcMar>
+                    <w:top w:type="dxa" w:w="60"/>
+                    <w:left w:type="dxa" w:w="120"/>
+                    <w:bottom w:type="dxa" w:w="60"/>
+                    <w:right w:type="dxa" w:w="120"/>
+                  </w:tcMar>
+                  <w:vAlign w:val="top"/>
+                </w:tcPr>
+                <w:p>
+                  <w:pPr>
+                    <w:spacing w:after="40" w:before="0"/>
+                    <w:jc w:val="left"/>
+                  </w:pPr>
+                  <w:r>
+                    <w:rPr>
+                      <w:rFonts w:ascii="Arial" w:cs="Arial" w:eastAsia="Arial" w:hAnsi="Arial"/>
+                      <w:b/>
+                      <w:bCs/>
+                      <w:i w:val="false"/>
+                      <w:iCs w:val="false"/>
+                      <w:color w:val="000000"/>
+                      <w:sz w:val="18"/>
+                      <w:szCs w:val="18"/>
+                    </w:rPr>
+                    <w:t xml:space="preserve">Pair of places</w:t>
+                  </w:r>
+                </w:p>
+              </w:tc>
+              <w:tc>
+                <w:tcPr>
+                  <w:tcW w:type="dxa" w:w="4440"/>
+                  <w:shd w:fill="D5E8F0" w:color="auto" w:val="clear"/>
+                  <w:tcMar>
+                    <w:top w:type="dxa" w:w="60"/>
+                    <w:left w:type="dxa" w:w="120"/>
+                    <w:bottom w:type="dxa" w:w="60"/>
+                    <w:right w:type="dxa" w:w="120"/>
+                  </w:tcMar>
+                  <w:vAlign w:val="top"/>
+                </w:tcPr>
+                <w:p>
+                  <w:pPr>
+                    <w:spacing w:after="40" w:before="0"/>
+                    <w:jc w:val="left"/>
+                  </w:pPr>
+                  <w:r>
+                    <w:rPr>
+                      <w:rFonts w:ascii="Arial" w:cs="Arial" w:eastAsia="Arial" w:hAnsi="Arial"/>
+                      <w:b/>
+                      <w:bCs/>
+                      <w:i w:val="false"/>
+                      <w:iCs w:val="false"/>
+                      <w:color w:val="000000"/>
+                      <w:sz w:val="18"/>
+                      <w:szCs w:val="18"/>
+                    </w:rPr>
+                    <w:t xml:space="preserve">Longitude difference</w:t>
+                  </w:r>
+                </w:p>
+              </w:tc>
+              <w:tc>
+                <w:tcPr>
+                  <w:tcW w:type="dxa" w:w="4440"/>
+                  <w:shd w:fill="D5E8F0" w:color="auto" w:val="clear"/>
+                  <w:tcMar>
+                    <w:top w:type="dxa" w:w="60"/>
+                    <w:left w:type="dxa" w:w="120"/>
+                    <w:bottom w:type="dxa" w:w="60"/>
+                    <w:right w:type="dxa" w:w="120"/>
+                  </w:tcMar>
+                  <w:vAlign w:val="top"/>
+                </w:tcPr>
+                <w:p>
+                  <w:pPr>
+                    <w:spacing w:after="40" w:before="0"/>
+                    <w:jc w:val="left"/>
+                  </w:pPr>
+                  <w:r>
+                    <w:rPr>
+                      <w:rFonts w:ascii="Arial" w:cs="Arial" w:eastAsia="Arial" w:hAnsi="Arial"/>
+                      <w:b/>
+                      <w:bCs/>
+                      <w:i w:val="false"/>
+                      <w:iCs w:val="false"/>
+                      <w:color w:val="000000"/>
+                      <w:sz w:val="18"/>
+                      <w:szCs w:val="18"/>
+                    </w:rPr>
+                    <w:t xml:space="preserve">Time to turn</w:t>
+                  </w:r>
+                </w:p>
+              </w:tc>
+            </w:tr>
+            <w:tr>
+              <w:tc>
+                <w:tcPr>
+                  <w:tcW w:type="dxa" w:w="4440"/>
+                  <w:shd w:fill="FFFFFF" w:color="auto" w:val="clear"/>
+                  <w:tcMar>
+                    <w:top w:type="dxa" w:w="60"/>
+                    <w:left w:type="dxa" w:w="120"/>
+                    <w:bottom w:type="dxa" w:w="60"/>
+                    <w:right w:type="dxa" w:w="120"/>
+                  </w:tcMar>
+                  <w:vAlign w:val="top"/>
+                </w:tcPr>
+                <w:p>
+                  <w:pPr>
+                    <w:spacing w:after="40" w:before="0"/>
+                    <w:jc w:val="left"/>
+                  </w:pPr>
+                  <w:r>
+                    <w:rPr>
+                      <w:rFonts w:ascii="Arial" w:cs="Arial" w:eastAsia="Arial" w:hAnsi="Arial"/>
+                      <w:b w:val="false"/>
+                      <w:bCs w:val="false"/>
+                      <w:i w:val="false"/>
+                      <w:iCs w:val="false"/>
+                      <w:color w:val="000000"/>
+                      <w:sz w:val="18"/>
+                      <w:szCs w:val="18"/>
+                    </w:rPr>
+                    <w:t xml:space="preserve">Mombasa and Nairobi</w:t>
+                  </w:r>
+                </w:p>
+              </w:tc>
+              <w:tc>
+                <w:tcPr>
+                  <w:tcW w:type="dxa" w:w="4440"/>
+                  <w:shd w:fill="FFFFFF" w:color="auto" w:val="clear"/>
+                  <w:tcMar>
+                    <w:top w:type="dxa" w:w="60"/>
+                    <w:left w:type="dxa" w:w="120"/>
+                    <w:bottom w:type="dxa" w:w="60"/>
+                    <w:right w:type="dxa" w:w="120"/>
+                  </w:tcMar>
+                  <w:vAlign w:val="top"/>
+                </w:tcPr>
+                <w:p>
+                  <w:pPr>
+                    <w:spacing w:after="40" w:before="0"/>
+                    <w:jc w:val="left"/>
+                  </w:pPr>
+                  <w:r>
+                    <w:rPr>
+                      <w:rFonts w:ascii="Arial" w:cs="Arial" w:eastAsia="Arial" w:hAnsi="Arial"/>
+                      <w:b w:val="false"/>
+                      <w:bCs w:val="false"/>
+                      <w:i w:val="false"/>
+                      <w:iCs w:val="false"/>
+                      <w:color w:val="000000"/>
+                      <w:sz w:val="18"/>
+                      <w:szCs w:val="18"/>
+                    </w:rPr>
+                    <w:t xml:space="preserve">?</w:t>
+                  </w:r>
+                </w:p>
+              </w:tc>
+              <w:tc>
+                <w:tcPr>
+                  <w:tcW w:type="dxa" w:w="4440"/>
+                  <w:shd w:fill="FFFFFF" w:color="auto" w:val="clear"/>
+                  <w:tcMar>
+                    <w:top w:type="dxa" w:w="60"/>
+                    <w:left w:type="dxa" w:w="120"/>
+                    <w:bottom w:type="dxa" w:w="60"/>
+                    <w:right w:type="dxa" w:w="120"/>
+                  </w:tcMar>
+                  <w:vAlign w:val="top"/>
+                </w:tcPr>
+                <w:p>
+                  <w:pPr>
+                    <w:spacing w:after="40" w:before="0"/>
+                    <w:jc w:val="left"/>
+                  </w:pPr>
+                  <w:r>
+                    <w:rPr>
+                      <w:rFonts w:ascii="Arial" w:cs="Arial" w:eastAsia="Arial" w:hAnsi="Arial"/>
+                      <w:b w:val="false"/>
+                      <w:bCs w:val="false"/>
+                      <w:i w:val="false"/>
+                      <w:iCs w:val="false"/>
+                      <w:color w:val="000000"/>
+                      <w:sz w:val="18"/>
+                      <w:szCs w:val="18"/>
+                    </w:rPr>
+                    <w:t xml:space="preserve">?</w:t>
+                  </w:r>
+                </w:p>
+              </w:tc>
+            </w:tr>
+            <w:tr>
+              <w:tc>
+                <w:tcPr>
+                  <w:tcW w:type="dxa" w:w="4440"/>
+                  <w:shd w:fill="FFFFFF" w:color="auto" w:val="clear"/>
+                  <w:tcMar>
+                    <w:top w:type="dxa" w:w="60"/>
+                    <w:left w:type="dxa" w:w="120"/>
+                    <w:bottom w:type="dxa" w:w="60"/>
+                    <w:right w:type="dxa" w:w="120"/>
+                  </w:tcMar>
+                  <w:vAlign w:val="top"/>
+                </w:tcPr>
+                <w:p>
+                  <w:pPr>
+                    <w:spacing w:after="40" w:before="0"/>
+                    <w:jc w:val="left"/>
+                  </w:pPr>
+                  <w:r>
+                    <w:rPr>
+                      <w:rFonts w:ascii="Arial" w:cs="Arial" w:eastAsia="Arial" w:hAnsi="Arial"/>
+                      <w:b w:val="false"/>
+                      <w:bCs w:val="false"/>
+                      <w:i w:val="false"/>
+                      <w:iCs w:val="false"/>
+                      <w:color w:val="000000"/>
+                      <w:sz w:val="18"/>
+                      <w:szCs w:val="18"/>
+                    </w:rPr>
+                    <w:t xml:space="preserve">Nairobi and Kisumu</w:t>
+                  </w:r>
+                </w:p>
+              </w:tc>
+              <w:tc>
+                <w:tcPr>
+                  <w:tcW w:type="dxa" w:w="4440"/>
+                  <w:shd w:fill="FFFFFF" w:color="auto" w:val="clear"/>
+                  <w:tcMar>
+                    <w:top w:type="dxa" w:w="60"/>
+                    <w:left w:type="dxa" w:w="120"/>
+                    <w:bottom w:type="dxa" w:w="60"/>
+                    <w:right w:type="dxa" w:w="120"/>
+                  </w:tcMar>
+                  <w:vAlign w:val="top"/>
+                </w:tcPr>
+                <w:p>
+                  <w:pPr>
+                    <w:spacing w:after="40" w:before="0"/>
+                    <w:jc w:val="left"/>
+                  </w:pPr>
+                  <w:r>
+                    <w:rPr>
+                      <w:rFonts w:ascii="Arial" w:cs="Arial" w:eastAsia="Arial" w:hAnsi="Arial"/>
+                      <w:b w:val="false"/>
+                      <w:bCs w:val="false"/>
+                      <w:i w:val="false"/>
+                      <w:iCs w:val="false"/>
+                      <w:color w:val="000000"/>
+                      <w:sz w:val="18"/>
+                      <w:szCs w:val="18"/>
+                    </w:rPr>
+                    <w:t xml:space="preserve">?</w:t>
+                  </w:r>
+                </w:p>
+              </w:tc>
+              <w:tc>
+                <w:tcPr>
+                  <w:tcW w:type="dxa" w:w="4440"/>
+                  <w:shd w:fill="FFFFFF" w:color="auto" w:val="clear"/>
+                  <w:tcMar>
+                    <w:top w:type="dxa" w:w="60"/>
+                    <w:left w:type="dxa" w:w="120"/>
+                    <w:bottom w:type="dxa" w:w="60"/>
+                    <w:right w:type="dxa" w:w="120"/>
+                  </w:tcMar>
+                  <w:vAlign w:val="top"/>
+                </w:tcPr>
+                <w:p>
+                  <w:pPr>
+                    <w:spacing w:after="40" w:before="0"/>
+                    <w:jc w:val="left"/>
+                  </w:pPr>
+                  <w:r>
+                    <w:rPr>
+                      <w:rFonts w:ascii="Arial" w:cs="Arial" w:eastAsia="Arial" w:hAnsi="Arial"/>
+                      <w:b w:val="false"/>
+                      <w:bCs w:val="false"/>
+                      <w:i w:val="false"/>
+                      <w:iCs w:val="false"/>
+                      <w:color w:val="000000"/>
+                      <w:sz w:val="18"/>
+                      <w:szCs w:val="18"/>
+                    </w:rPr>
+                    <w:t xml:space="preserve">?</w:t>
+                  </w:r>
+                </w:p>
+              </w:tc>
+            </w:tr>
+            <w:tr>
+              <w:tc>
+                <w:tcPr>
+                  <w:tcW w:type="dxa" w:w="4440"/>
+                  <w:shd w:fill="FFFFFF" w:color="auto" w:val="clear"/>
+                  <w:tcMar>
+                    <w:top w:type="dxa" w:w="60"/>
+                    <w:left w:type="dxa" w:w="120"/>
+                    <w:bottom w:type="dxa" w:w="60"/>
+                    <w:right w:type="dxa" w:w="120"/>
+                  </w:tcMar>
+                  <w:vAlign w:val="top"/>
+                </w:tcPr>
+                <w:p>
+                  <w:pPr>
+                    <w:spacing w:after="40" w:before="0"/>
+                    <w:jc w:val="left"/>
+                  </w:pPr>
+                  <w:r>
+                    <w:rPr>
+                      <w:rFonts w:ascii="Arial" w:cs="Arial" w:eastAsia="Arial" w:hAnsi="Arial"/>
+                      <w:b w:val="false"/>
+                      <w:bCs w:val="false"/>
+                      <w:i w:val="false"/>
+                      <w:iCs w:val="false"/>
+                      <w:color w:val="000000"/>
+                      <w:sz w:val="18"/>
+                      <w:szCs w:val="18"/>
+                    </w:rPr>
+                    <w:t xml:space="preserve">Mombasa and Kisumu</w:t>
+                  </w:r>
+                </w:p>
+              </w:tc>
+              <w:tc>
+                <w:tcPr>
+                  <w:tcW w:type="dxa" w:w="4440"/>
+                  <w:shd w:fill="FFFFFF" w:color="auto" w:val="clear"/>
+                  <w:tcMar>
+                    <w:top w:type="dxa" w:w="60"/>
+                    <w:left w:type="dxa" w:w="120"/>
+                    <w:bottom w:type="dxa" w:w="60"/>
+                    <w:right w:type="dxa" w:w="120"/>
+                  </w:tcMar>
+                  <w:vAlign w:val="top"/>
+                </w:tcPr>
+                <w:p>
+                  <w:pPr>
+                    <w:spacing w:after="40" w:before="0"/>
+                    <w:jc w:val="left"/>
+                  </w:pPr>
+                  <w:r>
+                    <w:rPr>
+                      <w:rFonts w:ascii="Arial" w:cs="Arial" w:eastAsia="Arial" w:hAnsi="Arial"/>
+                      <w:b w:val="false"/>
+                      <w:bCs w:val="false"/>
+                      <w:i w:val="false"/>
+                      <w:iCs w:val="false"/>
+                      <w:color w:val="000000"/>
+                      <w:sz w:val="18"/>
+                      <w:szCs w:val="18"/>
+                    </w:rPr>
+                    <w:t xml:space="preserve">?</w:t>
+                  </w:r>
+                </w:p>
+              </w:tc>
+              <w:tc>
+                <w:tcPr>
+                  <w:tcW w:type="dxa" w:w="4440"/>
+                  <w:shd w:fill="FFFFFF" w:color="auto" w:val="clear"/>
+                  <w:tcMar>
+                    <w:top w:type="dxa" w:w="60"/>
+                    <w:left w:type="dxa" w:w="120"/>
+                    <w:bottom w:type="dxa" w:w="60"/>
+                    <w:right w:type="dxa" w:w="120"/>
+                  </w:tcMar>
+                  <w:vAlign w:val="top"/>
+                </w:tcPr>
+                <w:p>
+                  <w:pPr>
+                    <w:spacing w:after="40" w:before="0"/>
+                    <w:jc w:val="left"/>
+                  </w:pPr>
+                  <w:r>
+                    <w:rPr>
+                      <w:rFonts w:ascii="Arial" w:cs="Arial" w:eastAsia="Arial" w:hAnsi="Arial"/>
+                      <w:b w:val="false"/>
+                      <w:bCs w:val="false"/>
+                      <w:i w:val="false"/>
+                      <w:iCs w:val="false"/>
+                      <w:color w:val="000000"/>
+                      <w:sz w:val="18"/>
+                      <w:szCs w:val="18"/>
+                    </w:rPr>
+                    <w:t xml:space="preserve">?</w:t>
+                  </w:r>
+                </w:p>
+              </w:tc>
+            </w:tr>
+          </w:tbl>
+          <w:p>
+            <w:pPr>
+              <w:spacing w:after="60" w:before="0"/>
+              <w:jc w:val="left"/>
+            </w:pPr>
+            <w:r>
+              <w:rPr>
+                <w:rFonts w:ascii="Arial" w:cs="Arial" w:eastAsia="Arial" w:hAnsi="Arial"/>
+                <w:b w:val="false"/>
+                <w:bCs w:val="false"/>
+                <w:i w:val="false"/>
+                <w:iCs w:val="false"/>
+                <w:color w:val="000000"/>
+                <w:sz w:val="18"/>
+                <w:szCs w:val="18"/>
+              </w:rPr>
+              <w:t xml:space="preserve"/>
+            </w:r>
+          </w:p>
+          <w:p>
+            <w:pPr>
+              <w:spacing w:after="40" w:before="0"/>
+              <w:jc w:val="left"/>
+            </w:pPr>
+            <w:r>
+              <w:rPr>
+                <w:rFonts w:ascii="Arial" w:cs="Arial" w:eastAsia="Arial" w:hAnsi="Arial"/>
+                <w:b/>
+                <w:bCs/>
+                <w:i w:val="false"/>
+                <w:iCs w:val="false"/>
+                <w:color w:val="000000"/>
+                <w:sz w:val="18"/>
+                <w:szCs w:val="18"/>
+              </w:rPr>
+              <w:t xml:space="preserve">(b) Which of the three places gets sunrise first and which last? Explain using the direction Earth turns.</w:t>
+            </w:r>
+          </w:p>
+          <w:p>
+            <w:pPr>
+              <w:spacing w:after="40" w:before="0"/>
+              <w:jc w:val="left"/>
+            </w:pPr>
+            <w:r>
+              <w:rPr>
+                <w:rFonts w:ascii="Arial" w:cs="Arial" w:eastAsia="Arial" w:hAnsi="Arial"/>
+                <w:b/>
+                <w:bCs/>
+                <w:i w:val="false"/>
+                <w:iCs w:val="false"/>
+                <w:color w:val="000000"/>
+                <w:sz w:val="18"/>
+                <w:szCs w:val="18"/>
+              </w:rPr>
+              <w:t xml:space="preserve">(c) Otieno at Mombasa sees dawn first and Wanjiku at Kisumu sees the Sun set over Lake Victoria. Explain why the Sun appears to move from east to west even though it is Kenya that is turning.</w:t>
+            </w:r>
+          </w:p>
+          <w:p>
+            <w:pPr>
+              <w:spacing w:after="40" w:before="0"/>
+              <w:jc w:val="left"/>
+            </w:pPr>
+            <w:r>
+              <w:rPr>
+                <w:rFonts w:ascii="Arial" w:cs="Arial" w:eastAsia="Arial" w:hAnsi="Arial"/>
+                <w:b/>
+                <w:bCs/>
+                <w:i w:val="false"/>
+                <w:iCs w:val="false"/>
+                <w:color w:val="000000"/>
+                <w:sz w:val="18"/>
+                <w:szCs w:val="18"/>
+              </w:rPr>
+              <w:t xml:space="preserve">(d) In the globe and torch model, what did you do to the globe each hour, and what did you see happen to the dots for Mombasa, Nairobi and Kisumu?</w:t>
+            </w:r>
+          </w:p>
+          <w:p>
+            <w:pPr>
+              <w:spacing w:after="60" w:before="0"/>
+              <w:jc w:val="left"/>
+            </w:pPr>
+            <w:r>
+              <w:rPr>
+                <w:rFonts w:ascii="Arial" w:cs="Arial" w:eastAsia="Arial" w:hAnsi="Arial"/>
+                <w:b w:val="false"/>
+                <w:bCs w:val="false"/>
+                <w:i w:val="false"/>
+                <w:iCs w:val="false"/>
+                <w:color w:val="000000"/>
+                <w:sz w:val="18"/>
+                <w:szCs w:val="18"/>
+              </w:rPr>
+              <w:t xml:space="preserve"/>
             </w:r>
           </w:p>
         </w:tc>
@@ -1229,7 +1716,7 @@
                 <w:sz w:val="22"/>
                 <w:szCs w:val="22"/>
               </w:rPr>
-              <w:t xml:space="preserve">Section 5: Final Explanation</w:t>
+              <w:t xml:space="preserve">Section 5: Final Explanation and Real-Life Uses</w:t>
             </w:r>
           </w:p>
         </w:tc>
@@ -1263,7 +1750,83 @@
                 <w:sz w:val="18"/>
                 <w:szCs w:val="18"/>
               </w:rPr>
-              <w:t xml:space="preserve">Answer the driving question in your own words: Why do the blades of the Ngong Hills wind turbine always look the same no matter how far they rotate, and how can we use the mathematics of rotation to predict exactly where any point on the blade will land? Use the terms centre of rotation, 120°, order of rotational symmetry, congruent/isometry, and positive/negative angle. Include evidence from the unit.</w:t>
+              <w:t xml:space="preserve">Answer the driving question: What do you think makes it possible for a daily pattern of day and night experience on Earth?</w:t>
+            </w:r>
+          </w:p>
+          <w:p>
+            <w:pPr>
+              <w:spacing w:after="40" w:before="0"/>
+              <w:jc w:val="left"/>
+            </w:pPr>
+            <w:r>
+              <w:rPr>
+                <w:rFonts w:ascii="Arial" w:cs="Arial" w:eastAsia="Arial" w:hAnsi="Arial"/>
+                <w:b/>
+                <w:bCs/>
+                <w:i w:val="false"/>
+                <w:iCs w:val="false"/>
+                <w:color w:val="000000"/>
+                <w:sz w:val="18"/>
+                <w:szCs w:val="18"/>
+              </w:rPr>
+              <w:t xml:space="preserve">(a) Write a Final Explanation using a claim, evidence and reasoning. Include centre, angle, direction, the 24-hour cycle, and the Sun lighting one half of Earth. Use at least two pieces of evidence from our lessons, including the Mombasa and Kisumu timing.</w:t>
+            </w:r>
+          </w:p>
+          <w:p>
+            <w:pPr>
+              <w:spacing w:after="40" w:before="0"/>
+              <w:jc w:val="left"/>
+            </w:pPr>
+            <w:r>
+              <w:rPr>
+                <w:rFonts w:ascii="Arial" w:cs="Arial" w:eastAsia="Arial" w:hAnsi="Arial"/>
+                <w:b/>
+                <w:bCs/>
+                <w:i w:val="false"/>
+                <w:iCs w:val="false"/>
+                <w:color w:val="000000"/>
+                <w:sz w:val="18"/>
+                <w:szCs w:val="18"/>
+              </w:rPr>
+              <w:t xml:space="preserve">(b) Key inquiry question 1: How do we use rotation in real-life situations? Describe how a clock and a wind turbine at Lake Turkana are described with rotation. For the clock give the angle the minute hand turns in one minute and the angle the hour hand turns in one hour, with signs. State the angle a turbine blade must turn to land on the next blade's position.</w:t>
+            </w:r>
+          </w:p>
+          <w:p>
+            <w:pPr>
+              <w:spacing w:after="40" w:before="0"/>
+              <w:jc w:val="left"/>
+            </w:pPr>
+            <w:r>
+              <w:rPr>
+                <w:rFonts w:ascii="Arial" w:cs="Arial" w:eastAsia="Arial" w:hAnsi="Arial"/>
+                <w:b/>
+                <w:bCs/>
+                <w:i w:val="false"/>
+                <w:iCs w:val="false"/>
+                <w:color w:val="000000"/>
+                <w:sz w:val="18"/>
+                <w:szCs w:val="18"/>
+              </w:rPr>
+              <w:t xml:space="preserve">(c) Key inquiry question 2: Where do we apply rotational symmetry in day-to-day life? Give three examples and state the order of each.</w:t>
+            </w:r>
+          </w:p>
+          <w:p>
+            <w:pPr>
+              <w:spacing w:after="40" w:before="0"/>
+              <w:jc w:val="left"/>
+            </w:pPr>
+            <w:r>
+              <w:rPr>
+                <w:rFonts w:ascii="Arial" w:cs="Arial" w:eastAsia="Arial" w:hAnsi="Arial"/>
+                <w:b/>
+                <w:bCs/>
+                <w:i w:val="false"/>
+                <w:iCs w:val="false"/>
+                <w:color w:val="000000"/>
+                <w:sz w:val="18"/>
+                <w:szCs w:val="18"/>
+              </w:rPr>
+              <w:t xml:space="preserve">(d) Look back at your first model from Lesson 1. State two things you would add or change to your model now.</w:t>
             </w:r>
           </w:p>
         </w:tc>
@@ -1527,7 +2090,7 @@
                 <w:sz w:val="18"/>
                 <w:szCs w:val="18"/>
               </w:rPr>
-              <w:t xml:space="preserve">Rotation vocabulary and properties</w:t>
+              <w:t xml:space="preserve">Describing rotation with centre, angle and direction</w:t>
             </w:r>
           </w:p>
         </w:tc>
@@ -1559,7 +2122,7 @@
                 <w:sz w:val="18"/>
                 <w:szCs w:val="18"/>
               </w:rPr>
-              <w:t xml:space="preserve">Correctly names centre, angle and direction, states distance invariance and congruence, and uses positive/negative correctly throughout.</w:t>
+              <w:t xml:space="preserve">Correctly names Earth's axis as the centre, 15° per hour (with the 360° ÷ 24 working) as the angle, and anticlockwise (positive) as the direction, and uses them consistently, including the 90° in 6 hours calculation.</w:t>
             </w:r>
           </w:p>
         </w:tc>
@@ -1591,7 +2154,7 @@
                 <w:sz w:val="18"/>
                 <w:szCs w:val="18"/>
               </w:rPr>
-              <w:t xml:space="preserve">States most properties and terms correctly with minor slips in wording or sign convention.</w:t>
+              <w:t xml:space="preserve">Names the centre, angle and direction with only one small error or missing working, for example omits the sign of the angle.</w:t>
             </w:r>
           </w:p>
         </w:tc>
@@ -1623,7 +2186,7 @@
                 <w:sz w:val="18"/>
                 <w:szCs w:val="18"/>
               </w:rPr>
-              <w:t xml:space="preserve">Confuses terms or properties, or omits direction or what stays the same.</w:t>
+              <w:t xml:space="preserve">Names fewer than three of the elements or gives wrong values, for example confuses clockwise and anticlockwise or gives the wrong rate.</w:t>
             </w:r>
           </w:p>
         </w:tc>
@@ -1657,7 +2220,7 @@
                 <w:sz w:val="18"/>
                 <w:szCs w:val="18"/>
               </w:rPr>
-              <w:t xml:space="preserve">Coordinate calculations</w:t>
+              <w:t xml:space="preserve">Properties of rotation and congruence</w:t>
             </w:r>
           </w:p>
         </w:tc>
@@ -1689,7 +2252,7 @@
                 <w:sz w:val="18"/>
                 <w:szCs w:val="18"/>
               </w:rPr>
-              <w:t xml:space="preserve">Applies all rotation rules correctly to get (-2,4), (-4,-2), (2,-4) and explains the return to (4,2) after four turns.</w:t>
+              <w:t xml:space="preserve">Correctly finds A', B', C' and A'' using the rules, states the sides of the image, and explains that rotation preserves length, angle, size and shape (direct congruence), with only position and facing changing.</w:t>
             </w:r>
           </w:p>
         </w:tc>
@@ -1721,7 +2284,7 @@
                 <w:sz w:val="18"/>
                 <w:szCs w:val="18"/>
               </w:rPr>
-              <w:t xml:space="preserve">Gets most images correct with a minor error or incomplete explanation of the full turn.</w:t>
+              <w:t xml:space="preserve">Finds most images correctly and states that the shape is preserved but gives only a partial explanation linked to the cities.</w:t>
             </w:r>
           </w:p>
         </w:tc>
@@ -1753,7 +2316,7 @@
                 <w:sz w:val="18"/>
                 <w:szCs w:val="18"/>
               </w:rPr>
-              <w:t xml:space="preserve">Uses wrong rules or cannot find image coordinates.</w:t>
+              <w:t xml:space="preserve">Makes errors with the coordinate rules or the sign of the angle, or does not link preserved shape and size to the congruence idea.</w:t>
             </w:r>
           </w:p>
         </w:tc>
@@ -1787,7 +2350,7 @@
                 <w:sz w:val="18"/>
                 <w:szCs w:val="18"/>
               </w:rPr>
-              <w:t xml:space="preserve">Rotational symmetry reasoning</w:t>
+              <w:t xml:space="preserve">Calculations with centre finding, symmetry and longitude timing</w:t>
             </w:r>
           </w:p>
         </w:tc>
@@ -1819,7 +2382,7 @@
                 <w:sz w:val="18"/>
                 <w:szCs w:val="18"/>
               </w:rPr>
-              <w:t xml:space="preserve">Gives 120° spacing, order 3, angles 120°, 240°, 360°, uses 360° ÷ order, and links clearly to why the turbine looks identical.</w:t>
+              <w:t xml:space="preserve">Explains that the first two bisectors coincide and so give no unique intersection, uses a third bisector to find the centre O(0,0) and +90°, gives correct orders and angles using 360° ÷ order, and a fully correct table (2.9°, 2.0°, 4.9° giving about 12, 8 and 20 minutes).</w:t>
             </w:r>
           </w:p>
         </w:tc>
@@ -1851,7 +2414,7 @@
                 <w:sz w:val="18"/>
                 <w:szCs w:val="18"/>
               </w:rPr>
-              <w:t xml:space="preserve">Gives order and angle correctly but the link to the phenomenon is thin.</w:t>
+              <w:t xml:space="preserve">Most values are correct with one or two arithmetic or rounding slips, or reasoning for the third bisector is incomplete.</w:t>
             </w:r>
           </w:p>
         </w:tc>
@@ -1883,7 +2446,7 @@
                 <w:sz w:val="18"/>
                 <w:szCs w:val="18"/>
               </w:rPr>
-              <w:t xml:space="preserve">Cannot determine order or angle or does not link to the turbine.</w:t>
+              <w:t xml:space="preserve">Several values are incorrect or missing, or the method (dividing by 15 or 360 ÷ order) is not shown.</w:t>
             </w:r>
           </w:p>
         </w:tc>
@@ -1917,7 +2480,7 @@
                 <w:sz w:val="18"/>
                 <w:szCs w:val="18"/>
               </w:rPr>
-              <w:t xml:space="preserve">Congruence and finding the centre</w:t>
+              <w:t xml:space="preserve">Claim-evidence-reasoning explanation of the phenomenon</w:t>
             </w:r>
           </w:p>
         </w:tc>
@@ -1949,7 +2512,7 @@
                 <w:sz w:val="18"/>
                 <w:szCs w:val="18"/>
               </w:rPr>
-              <w:t xml:space="preserve">Uses isometry to justify congruence and describes the perpendicular bisector method fully with a valid reason it works.</w:t>
+              <w:t xml:space="preserve">States a clear claim that Earth rotates once about its axis in 24 hours with the Sun lighting one half, supports it with at least two specific pieces of evidence from the lessons (video times, globe and torch, longitude difference), and reasons that Mombasa gets sunrise about 20 minutes before Kisumu and that the Sun only appears to move east to west.</w:t>
             </w:r>
           </w:p>
         </w:tc>
@@ -1981,7 +2544,7 @@
                 <w:sz w:val="18"/>
                 <w:szCs w:val="18"/>
               </w:rPr>
-              <w:t xml:space="preserve">Describes the method with most steps but the reason is incomplete.</w:t>
+              <w:t xml:space="preserve">States a correct claim with one piece of evidence and reasoning that is mostly complete.</w:t>
             </w:r>
           </w:p>
         </w:tc>
@@ -2013,7 +2576,7 @@
                 <w:sz w:val="18"/>
                 <w:szCs w:val="18"/>
               </w:rPr>
-              <w:t xml:space="preserve">Method is missing or incorrect, or congruence is asserted without justification.</w:t>
+              <w:t xml:space="preserve">Gives a claim without evidence or reasoning, or includes a misconception such as the Sun moving around a still Earth.</w:t>
             </w:r>
           </w:p>
         </w:tc>
@@ -2047,7 +2610,7 @@
                 <w:sz w:val="18"/>
                 <w:szCs w:val="18"/>
               </w:rPr>
-              <w:t xml:space="preserve">Final Explanation quality</w:t>
+              <w:t xml:space="preserve">Real-life applications and model revision</w:t>
             </w:r>
           </w:p>
         </w:tc>
@@ -2079,7 +2642,7 @@
                 <w:sz w:val="18"/>
                 <w:szCs w:val="18"/>
               </w:rPr>
-              <w:t xml:space="preserve">Coherent explanation using all required terms with accurate evidence from the unit, answering both parts of the driving question.</w:t>
+              <w:t xml:space="preserve">Correctly describes the clock (-6° per minute, -30° per hour) and the 3-blade turbine (order 3, 120°), gives three correct symmetry examples with orders, and identifies two specific improvements to the Lesson 1 model.</w:t>
             </w:r>
           </w:p>
         </w:tc>
@@ -2111,7 +2674,7 @@
                 <w:sz w:val="18"/>
                 <w:szCs w:val="18"/>
               </w:rPr>
-              <w:t xml:space="preserve">Answers the driving question with most terms and some evidence.</w:t>
+              <w:t xml:space="preserve">Gives correct applications with one error, or only one clear improvement to the model.</w:t>
             </w:r>
           </w:p>
         </w:tc>
@@ -2143,7 +2706,7 @@
                 <w:sz w:val="18"/>
                 <w:szCs w:val="18"/>
               </w:rPr>
-              <w:t xml:space="preserve">Answer is vague, lacks key terms or evidence, or answers only part of the question.</w:t>
+              <w:t xml:space="preserve">Applications are missing or wrong, or no clear change to the model is described.</w:t>
             </w:r>
           </w:p>
         </w:tc>
@@ -2267,7 +2830,7 @@
         </w:rPr>
         <w:t xml:space="preserve">© 2026 SeaVuria and ARES. This work is licensed under a </w:t>
       </w:r>
-      <w:hyperlink w:history="1" r:id="rIdglyk4hjbm50m7hwybpi1h">
+      <w:hyperlink w:history="1" r:id="rId2g3firbl8akvdo4mgzvei">
         <w:r>
           <w:rPr>
             <w:rFonts w:ascii="Arial" w:cs="Arial" w:eastAsia="Arial" w:hAnsi="Arial"/>
@@ -2287,7 +2850,7 @@
         </w:rPr>
         <w:t xml:space="preserve"> (</w:t>
       </w:r>
-      <w:hyperlink w:history="1" r:id="rIdp9pwhucr-zzwxy0r4bhsl">
+      <w:hyperlink w:history="1" r:id="rIdi96g4jjocgd3im6xjuw3g">
         <w:r>
           <w:rPr>
             <w:rFonts w:ascii="Arial" w:cs="Arial" w:eastAsia="Arial" w:hAnsi="Arial"/>
@@ -2307,7 +2870,7 @@
         </w:rPr>
         <w:t xml:space="preserve">). To view a copy of this license, visit </w:t>
       </w:r>
-      <w:hyperlink w:history="1" r:id="rIdxzpxd0ofxkebfrlkoy54c">
+      <w:hyperlink w:history="1" r:id="rId87rqezzhvefxft3k4lqvc">
         <w:r>
           <w:rPr>
             <w:rFonts w:ascii="Arial" w:cs="Arial" w:eastAsia="Arial" w:hAnsi="Arial"/>

--- a/data/outputs/v2/Maths/SS3.2_Rotation/Mathematics_Rotation_FinalExplanation.docx
+++ b/data/outputs/v2/Maths/SS3.2_Rotation/Mathematics_Rotation_FinalExplanation.docx
@@ -4,6 +4,7 @@
   <w:body>
     <w:p>
       <w:pPr>
+        <w:keepNext w:val="false"/>
         <w:spacing w:after="30" w:before="0"/>
         <w:jc w:val="center"/>
       </w:pPr>
@@ -23,6 +24,7 @@
     </w:p>
     <w:p>
       <w:pPr>
+        <w:keepNext w:val="false"/>
         <w:spacing w:after="60" w:before="0"/>
         <w:jc w:val="center"/>
       </w:pPr>
@@ -81,6 +83,7 @@
           </w:tcPr>
           <w:p>
             <w:pPr>
+              <w:keepNext w:val="false"/>
               <w:spacing w:after="40" w:before="0"/>
               <w:jc w:val="center"/>
             </w:pPr>
@@ -116,6 +119,7 @@
           </w:tcPr>
           <w:p>
             <w:pPr>
+              <w:keepNext w:val="false"/>
               <w:spacing w:after="40" w:before="0"/>
               <w:jc w:val="center"/>
             </w:pPr>
@@ -150,6 +154,7 @@
           </w:tcPr>
           <w:p>
             <w:pPr>
+              <w:keepNext w:val="false"/>
               <w:spacing w:after="40" w:before="0"/>
               <w:jc w:val="left"/>
             </w:pPr>
@@ -182,6 +187,7 @@
           </w:tcPr>
           <w:p>
             <w:pPr>
+              <w:keepNext w:val="false"/>
               <w:spacing w:after="40" w:before="0"/>
               <w:jc w:val="left"/>
             </w:pPr>
@@ -216,6 +222,7 @@
           </w:tcPr>
           <w:p>
             <w:pPr>
+              <w:keepNext w:val="false"/>
               <w:spacing w:after="40" w:before="0"/>
               <w:jc w:val="left"/>
             </w:pPr>
@@ -248,6 +255,7 @@
           </w:tcPr>
           <w:p>
             <w:pPr>
+              <w:keepNext w:val="false"/>
               <w:spacing w:after="40" w:before="0"/>
               <w:jc w:val="left"/>
             </w:pPr>
@@ -282,6 +290,7 @@
           </w:tcPr>
           <w:p>
             <w:pPr>
+              <w:keepNext w:val="false"/>
               <w:spacing w:after="40" w:before="0"/>
               <w:jc w:val="left"/>
             </w:pPr>
@@ -314,6 +323,7 @@
           </w:tcPr>
           <w:p>
             <w:pPr>
+              <w:keepNext w:val="false"/>
               <w:spacing w:after="40" w:before="0"/>
               <w:jc w:val="left"/>
             </w:pPr>
@@ -374,6 +384,7 @@
           </w:tcPr>
           <w:p>
             <w:pPr>
+              <w:keepNext w:val="false"/>
               <w:spacing w:after="40" w:before="0"/>
               <w:jc w:val="center"/>
             </w:pPr>
@@ -408,6 +419,7 @@
           </w:tcPr>
           <w:p>
             <w:pPr>
+              <w:keepNext w:val="false"/>
               <w:spacing w:after="40" w:before="0"/>
               <w:jc w:val="left"/>
             </w:pPr>
@@ -467,6 +479,7 @@
           </w:tcPr>
           <w:p>
             <w:pPr>
+              <w:keepNext/>
               <w:spacing w:after="40" w:before="0"/>
               <w:jc w:val="center"/>
             </w:pPr>
@@ -501,6 +514,7 @@
           </w:tcPr>
           <w:p>
             <w:pPr>
+              <w:keepNext/>
               <w:spacing w:after="40" w:before="0"/>
               <w:jc w:val="left"/>
             </w:pPr>
@@ -520,6 +534,7 @@
           </w:p>
           <w:p>
             <w:pPr>
+              <w:keepNext/>
               <w:spacing w:after="40" w:before="0"/>
               <w:jc w:val="left"/>
             </w:pPr>
@@ -539,6 +554,7 @@
           </w:p>
           <w:p>
             <w:pPr>
+              <w:keepNext/>
               <w:spacing w:after="40" w:before="0"/>
               <w:jc w:val="left"/>
             </w:pPr>
@@ -558,6 +574,7 @@
           </w:p>
           <w:p>
             <w:pPr>
+              <w:keepNext/>
               <w:spacing w:after="40" w:before="0"/>
               <w:jc w:val="left"/>
             </w:pPr>
@@ -577,6 +594,7 @@
           </w:p>
           <w:p>
             <w:pPr>
+              <w:keepNext/>
               <w:spacing w:after="40" w:before="0"/>
               <w:jc w:val="left"/>
             </w:pPr>
@@ -614,6 +632,7 @@
           </w:tcPr>
           <w:p>
             <w:pPr>
+              <w:keepNext w:val="false"/>
               <w:spacing w:after="40" w:before="0"/>
               <w:jc w:val="left"/>
             </w:pPr>
@@ -673,6 +692,7 @@
           </w:tcPr>
           <w:p>
             <w:pPr>
+              <w:keepNext/>
               <w:spacing w:after="40" w:before="0"/>
               <w:jc w:val="center"/>
             </w:pPr>
@@ -707,6 +727,7 @@
           </w:tcPr>
           <w:p>
             <w:pPr>
+              <w:keepNext/>
               <w:spacing w:after="40" w:before="0"/>
               <w:jc w:val="left"/>
             </w:pPr>
@@ -726,6 +747,7 @@
           </w:p>
           <w:p>
             <w:pPr>
+              <w:keepNext/>
               <w:spacing w:after="40" w:before="0"/>
               <w:jc w:val="left"/>
             </w:pPr>
@@ -745,6 +767,7 @@
           </w:p>
           <w:p>
             <w:pPr>
+              <w:keepNext/>
               <w:spacing w:after="40" w:before="0"/>
               <w:jc w:val="left"/>
             </w:pPr>
@@ -764,6 +787,7 @@
           </w:p>
           <w:p>
             <w:pPr>
+              <w:keepNext/>
               <w:spacing w:after="40" w:before="0"/>
               <w:jc w:val="left"/>
             </w:pPr>
@@ -783,6 +807,7 @@
           </w:p>
           <w:p>
             <w:pPr>
+              <w:keepNext/>
               <w:spacing w:after="40" w:before="0"/>
               <w:jc w:val="left"/>
             </w:pPr>
@@ -820,6 +845,7 @@
           </w:tcPr>
           <w:p>
             <w:pPr>
+              <w:keepNext w:val="false"/>
               <w:spacing w:after="40" w:before="0"/>
               <w:jc w:val="left"/>
             </w:pPr>
@@ -879,6 +905,7 @@
           </w:tcPr>
           <w:p>
             <w:pPr>
+              <w:keepNext/>
               <w:spacing w:after="40" w:before="0"/>
               <w:jc w:val="center"/>
             </w:pPr>
@@ -913,6 +940,7 @@
           </w:tcPr>
           <w:p>
             <w:pPr>
+              <w:keepNext/>
               <w:spacing w:after="40" w:before="0"/>
               <w:jc w:val="left"/>
             </w:pPr>
@@ -932,6 +960,7 @@
           </w:p>
           <w:p>
             <w:pPr>
+              <w:keepNext/>
               <w:spacing w:after="40" w:before="0"/>
               <w:jc w:val="left"/>
             </w:pPr>
@@ -951,6 +980,7 @@
           </w:p>
           <w:p>
             <w:pPr>
+              <w:keepNext/>
               <w:spacing w:after="40" w:before="0"/>
               <w:jc w:val="left"/>
             </w:pPr>
@@ -988,6 +1018,7 @@
           </w:tcPr>
           <w:p>
             <w:pPr>
+              <w:keepNext w:val="false"/>
               <w:spacing w:after="40" w:before="0"/>
               <w:jc w:val="left"/>
             </w:pPr>
@@ -1047,6 +1078,7 @@
           </w:tcPr>
           <w:p>
             <w:pPr>
+              <w:keepNext/>
               <w:spacing w:after="40" w:before="0"/>
               <w:jc w:val="center"/>
             </w:pPr>
@@ -1081,6 +1113,7 @@
           </w:tcPr>
           <w:p>
             <w:pPr>
+              <w:keepNext/>
               <w:spacing w:after="40" w:before="0"/>
               <w:jc w:val="left"/>
             </w:pPr>
@@ -1100,6 +1133,7 @@
           </w:p>
           <w:p>
             <w:pPr>
+              <w:keepNext/>
               <w:spacing w:after="40" w:before="0"/>
               <w:jc w:val="left"/>
             </w:pPr>
@@ -1150,6 +1184,7 @@
                 </w:tcPr>
                 <w:p>
                   <w:pPr>
+                    <w:keepNext w:val="false"/>
                     <w:spacing w:after="40" w:before="0"/>
                     <w:jc w:val="left"/>
                   </w:pPr>
@@ -1182,6 +1217,7 @@
                 </w:tcPr>
                 <w:p>
                   <w:pPr>
+                    <w:keepNext w:val="false"/>
                     <w:spacing w:after="40" w:before="0"/>
                     <w:jc w:val="left"/>
                   </w:pPr>
@@ -1214,6 +1250,7 @@
                 </w:tcPr>
                 <w:p>
                   <w:pPr>
+                    <w:keepNext w:val="false"/>
                     <w:spacing w:after="40" w:before="0"/>
                     <w:jc w:val="left"/>
                   </w:pPr>
@@ -1248,6 +1285,7 @@
                 </w:tcPr>
                 <w:p>
                   <w:pPr>
+                    <w:keepNext w:val="false"/>
                     <w:spacing w:after="40" w:before="0"/>
                     <w:jc w:val="left"/>
                   </w:pPr>
@@ -1280,6 +1318,7 @@
                 </w:tcPr>
                 <w:p>
                   <w:pPr>
+                    <w:keepNext w:val="false"/>
                     <w:spacing w:after="40" w:before="0"/>
                     <w:jc w:val="left"/>
                   </w:pPr>
@@ -1312,6 +1351,7 @@
                 </w:tcPr>
                 <w:p>
                   <w:pPr>
+                    <w:keepNext w:val="false"/>
                     <w:spacing w:after="40" w:before="0"/>
                     <w:jc w:val="left"/>
                   </w:pPr>
@@ -1346,6 +1386,7 @@
                 </w:tcPr>
                 <w:p>
                   <w:pPr>
+                    <w:keepNext w:val="false"/>
                     <w:spacing w:after="40" w:before="0"/>
                     <w:jc w:val="left"/>
                   </w:pPr>
@@ -1378,6 +1419,7 @@
                 </w:tcPr>
                 <w:p>
                   <w:pPr>
+                    <w:keepNext w:val="false"/>
                     <w:spacing w:after="40" w:before="0"/>
                     <w:jc w:val="left"/>
                   </w:pPr>
@@ -1410,6 +1452,7 @@
                 </w:tcPr>
                 <w:p>
                   <w:pPr>
+                    <w:keepNext w:val="false"/>
                     <w:spacing w:after="40" w:before="0"/>
                     <w:jc w:val="left"/>
                   </w:pPr>
@@ -1444,6 +1487,7 @@
                 </w:tcPr>
                 <w:p>
                   <w:pPr>
+                    <w:keepNext w:val="false"/>
                     <w:spacing w:after="40" w:before="0"/>
                     <w:jc w:val="left"/>
                   </w:pPr>
@@ -1476,6 +1520,7 @@
                 </w:tcPr>
                 <w:p>
                   <w:pPr>
+                    <w:keepNext w:val="false"/>
                     <w:spacing w:after="40" w:before="0"/>
                     <w:jc w:val="left"/>
                   </w:pPr>
@@ -1508,6 +1553,7 @@
                 </w:tcPr>
                 <w:p>
                   <w:pPr>
+                    <w:keepNext w:val="false"/>
                     <w:spacing w:after="40" w:before="0"/>
                     <w:jc w:val="left"/>
                   </w:pPr>
@@ -1530,6 +1576,7 @@
           </w:tbl>
           <w:p>
             <w:pPr>
+              <w:keepNext w:val="false"/>
               <w:spacing w:after="60" w:before="0"/>
               <w:jc w:val="left"/>
             </w:pPr>
@@ -1549,6 +1596,7 @@
           </w:p>
           <w:p>
             <w:pPr>
+              <w:keepNext/>
               <w:spacing w:after="40" w:before="0"/>
               <w:jc w:val="left"/>
             </w:pPr>
@@ -1568,6 +1616,7 @@
           </w:p>
           <w:p>
             <w:pPr>
+              <w:keepNext/>
               <w:spacing w:after="40" w:before="0"/>
               <w:jc w:val="left"/>
             </w:pPr>
@@ -1587,6 +1636,7 @@
           </w:p>
           <w:p>
             <w:pPr>
+              <w:keepNext/>
               <w:spacing w:after="40" w:before="0"/>
               <w:jc w:val="left"/>
             </w:pPr>
@@ -1606,6 +1656,7 @@
           </w:p>
           <w:p>
             <w:pPr>
+              <w:keepNext w:val="false"/>
               <w:spacing w:after="60" w:before="0"/>
               <w:jc w:val="left"/>
             </w:pPr>
@@ -1643,6 +1694,7 @@
           </w:tcPr>
           <w:p>
             <w:pPr>
+              <w:keepNext w:val="false"/>
               <w:spacing w:after="40" w:before="0"/>
               <w:jc w:val="left"/>
             </w:pPr>
@@ -1702,6 +1754,7 @@
           </w:tcPr>
           <w:p>
             <w:pPr>
+              <w:keepNext/>
               <w:spacing w:after="40" w:before="0"/>
               <w:jc w:val="center"/>
             </w:pPr>
@@ -1736,6 +1789,7 @@
           </w:tcPr>
           <w:p>
             <w:pPr>
+              <w:keepNext/>
               <w:spacing w:after="40" w:before="0"/>
               <w:jc w:val="left"/>
             </w:pPr>
@@ -1755,6 +1809,7 @@
           </w:p>
           <w:p>
             <w:pPr>
+              <w:keepNext/>
               <w:spacing w:after="40" w:before="0"/>
               <w:jc w:val="left"/>
             </w:pPr>
@@ -1774,6 +1829,7 @@
           </w:p>
           <w:p>
             <w:pPr>
+              <w:keepNext/>
               <w:spacing w:after="40" w:before="0"/>
               <w:jc w:val="left"/>
             </w:pPr>
@@ -1793,6 +1849,7 @@
           </w:p>
           <w:p>
             <w:pPr>
+              <w:keepNext/>
               <w:spacing w:after="40" w:before="0"/>
               <w:jc w:val="left"/>
             </w:pPr>
@@ -1812,6 +1869,7 @@
           </w:p>
           <w:p>
             <w:pPr>
+              <w:keepNext/>
               <w:spacing w:after="40" w:before="0"/>
               <w:jc w:val="left"/>
             </w:pPr>
@@ -1849,6 +1907,7 @@
           </w:tcPr>
           <w:p>
             <w:pPr>
+              <w:keepNext w:val="false"/>
               <w:spacing w:after="40" w:before="0"/>
               <w:jc w:val="left"/>
             </w:pPr>
@@ -1912,6 +1971,7 @@
           </w:tcPr>
           <w:p>
             <w:pPr>
+              <w:keepNext w:val="false"/>
               <w:spacing w:after="40" w:before="0"/>
               <w:jc w:val="center"/>
             </w:pPr>
@@ -1946,6 +2006,7 @@
           </w:tcPr>
           <w:p>
             <w:pPr>
+              <w:keepNext w:val="false"/>
               <w:spacing w:after="40" w:before="0"/>
               <w:jc w:val="left"/>
             </w:pPr>
@@ -1978,6 +2039,7 @@
           </w:tcPr>
           <w:p>
             <w:pPr>
+              <w:keepNext w:val="false"/>
               <w:spacing w:after="40" w:before="0"/>
               <w:jc w:val="left"/>
             </w:pPr>
@@ -2010,6 +2072,7 @@
           </w:tcPr>
           <w:p>
             <w:pPr>
+              <w:keepNext w:val="false"/>
               <w:spacing w:after="40" w:before="0"/>
               <w:jc w:val="left"/>
             </w:pPr>
@@ -2042,6 +2105,7 @@
           </w:tcPr>
           <w:p>
             <w:pPr>
+              <w:keepNext w:val="false"/>
               <w:spacing w:after="40" w:before="0"/>
               <w:jc w:val="left"/>
             </w:pPr>
@@ -2076,6 +2140,7 @@
           </w:tcPr>
           <w:p>
             <w:pPr>
+              <w:keepNext w:val="false"/>
               <w:spacing w:after="40" w:before="0"/>
               <w:jc w:val="left"/>
             </w:pPr>
@@ -2108,6 +2173,7 @@
           </w:tcPr>
           <w:p>
             <w:pPr>
+              <w:keepNext w:val="false"/>
               <w:spacing w:after="40" w:before="0"/>
               <w:jc w:val="left"/>
             </w:pPr>
@@ -2140,6 +2206,7 @@
           </w:tcPr>
           <w:p>
             <w:pPr>
+              <w:keepNext w:val="false"/>
               <w:spacing w:after="40" w:before="0"/>
               <w:jc w:val="left"/>
             </w:pPr>
@@ -2172,6 +2239,7 @@
           </w:tcPr>
           <w:p>
             <w:pPr>
+              <w:keepNext w:val="false"/>
               <w:spacing w:after="40" w:before="0"/>
               <w:jc w:val="left"/>
             </w:pPr>
@@ -2206,6 +2274,7 @@
           </w:tcPr>
           <w:p>
             <w:pPr>
+              <w:keepNext w:val="false"/>
               <w:spacing w:after="40" w:before="0"/>
               <w:jc w:val="left"/>
             </w:pPr>
@@ -2238,6 +2307,7 @@
           </w:tcPr>
           <w:p>
             <w:pPr>
+              <w:keepNext w:val="false"/>
               <w:spacing w:after="40" w:before="0"/>
               <w:jc w:val="left"/>
             </w:pPr>
@@ -2270,6 +2340,7 @@
           </w:tcPr>
           <w:p>
             <w:pPr>
+              <w:keepNext w:val="false"/>
               <w:spacing w:after="40" w:before="0"/>
               <w:jc w:val="left"/>
             </w:pPr>
@@ -2302,6 +2373,7 @@
           </w:tcPr>
           <w:p>
             <w:pPr>
+              <w:keepNext w:val="false"/>
               <w:spacing w:after="40" w:before="0"/>
               <w:jc w:val="left"/>
             </w:pPr>
@@ -2336,6 +2408,7 @@
           </w:tcPr>
           <w:p>
             <w:pPr>
+              <w:keepNext w:val="false"/>
               <w:spacing w:after="40" w:before="0"/>
               <w:jc w:val="left"/>
             </w:pPr>
@@ -2368,6 +2441,7 @@
           </w:tcPr>
           <w:p>
             <w:pPr>
+              <w:keepNext w:val="false"/>
               <w:spacing w:after="40" w:before="0"/>
               <w:jc w:val="left"/>
             </w:pPr>
@@ -2400,6 +2474,7 @@
           </w:tcPr>
           <w:p>
             <w:pPr>
+              <w:keepNext w:val="false"/>
               <w:spacing w:after="40" w:before="0"/>
               <w:jc w:val="left"/>
             </w:pPr>
@@ -2432,6 +2507,7 @@
           </w:tcPr>
           <w:p>
             <w:pPr>
+              <w:keepNext w:val="false"/>
               <w:spacing w:after="40" w:before="0"/>
               <w:jc w:val="left"/>
             </w:pPr>
@@ -2466,6 +2542,7 @@
           </w:tcPr>
           <w:p>
             <w:pPr>
+              <w:keepNext w:val="false"/>
               <w:spacing w:after="40" w:before="0"/>
               <w:jc w:val="left"/>
             </w:pPr>
@@ -2498,6 +2575,7 @@
           </w:tcPr>
           <w:p>
             <w:pPr>
+              <w:keepNext w:val="false"/>
               <w:spacing w:after="40" w:before="0"/>
               <w:jc w:val="left"/>
             </w:pPr>
@@ -2530,6 +2608,7 @@
           </w:tcPr>
           <w:p>
             <w:pPr>
+              <w:keepNext w:val="false"/>
               <w:spacing w:after="40" w:before="0"/>
               <w:jc w:val="left"/>
             </w:pPr>
@@ -2562,6 +2641,7 @@
           </w:tcPr>
           <w:p>
             <w:pPr>
+              <w:keepNext w:val="false"/>
               <w:spacing w:after="40" w:before="0"/>
               <w:jc w:val="left"/>
             </w:pPr>
@@ -2596,6 +2676,7 @@
           </w:tcPr>
           <w:p>
             <w:pPr>
+              <w:keepNext w:val="false"/>
               <w:spacing w:after="40" w:before="0"/>
               <w:jc w:val="left"/>
             </w:pPr>
@@ -2628,6 +2709,7 @@
           </w:tcPr>
           <w:p>
             <w:pPr>
+              <w:keepNext w:val="false"/>
               <w:spacing w:after="40" w:before="0"/>
               <w:jc w:val="left"/>
             </w:pPr>
@@ -2660,6 +2742,7 @@
           </w:tcPr>
           <w:p>
             <w:pPr>
+              <w:keepNext w:val="false"/>
               <w:spacing w:after="40" w:before="0"/>
               <w:jc w:val="left"/>
             </w:pPr>
@@ -2692,6 +2775,7 @@
           </w:tcPr>
           <w:p>
             <w:pPr>
+              <w:keepNext w:val="false"/>
               <w:spacing w:after="40" w:before="0"/>
               <w:jc w:val="left"/>
             </w:pPr>
@@ -2830,7 +2914,7 @@
         </w:rPr>
         <w:t xml:space="preserve">© 2026 SeaVuria and ARES. This work is licensed under a </w:t>
       </w:r>
-      <w:hyperlink w:history="1" r:id="rId2g3firbl8akvdo4mgzvei">
+      <w:hyperlink w:history="1" r:id="rIdjdqmltkcatrzxeayygdti">
         <w:r>
           <w:rPr>
             <w:rFonts w:ascii="Arial" w:cs="Arial" w:eastAsia="Arial" w:hAnsi="Arial"/>
@@ -2850,7 +2934,7 @@
         </w:rPr>
         <w:t xml:space="preserve"> (</w:t>
       </w:r>
-      <w:hyperlink w:history="1" r:id="rIdi96g4jjocgd3im6xjuw3g">
+      <w:hyperlink w:history="1" r:id="rIdhzjbqb6g36jhw8uyd8xkd">
         <w:r>
           <w:rPr>
             <w:rFonts w:ascii="Arial" w:cs="Arial" w:eastAsia="Arial" w:hAnsi="Arial"/>
@@ -2870,7 +2954,7 @@
         </w:rPr>
         <w:t xml:space="preserve">). To view a copy of this license, visit </w:t>
       </w:r>
-      <w:hyperlink w:history="1" r:id="rId87rqezzhvefxft3k4lqvc">
+      <w:hyperlink w:history="1" r:id="rIdf2i52bwlnsqpgxn1-x9hk">
         <w:r>
           <w:rPr>
             <w:rFonts w:ascii="Arial" w:cs="Arial" w:eastAsia="Arial" w:hAnsi="Arial"/>

--- a/data/outputs/v2/Maths/SS3.2_Rotation/Mathematics_Rotation_FinalExplanation.docx
+++ b/data/outputs/v2/Maths/SS3.2_Rotation/Mathematics_Rotation_FinalExplanation.docx
@@ -2914,7 +2914,7 @@
         </w:rPr>
         <w:t xml:space="preserve">© 2026 SeaVuria and ARES. This work is licensed under a </w:t>
       </w:r>
-      <w:hyperlink w:history="1" r:id="rIdjdqmltkcatrzxeayygdti">
+      <w:hyperlink w:history="1" r:id="rIdw0itrgjx_r8u7tt8jw9zc">
         <w:r>
           <w:rPr>
             <w:rFonts w:ascii="Arial" w:cs="Arial" w:eastAsia="Arial" w:hAnsi="Arial"/>
@@ -2934,7 +2934,7 @@
         </w:rPr>
         <w:t xml:space="preserve"> (</w:t>
       </w:r>
-      <w:hyperlink w:history="1" r:id="rIdhzjbqb6g36jhw8uyd8xkd">
+      <w:hyperlink w:history="1" r:id="rIddvqmwtssqhh6siaad-ogd">
         <w:r>
           <w:rPr>
             <w:rFonts w:ascii="Arial" w:cs="Arial" w:eastAsia="Arial" w:hAnsi="Arial"/>
@@ -2954,7 +2954,7 @@
         </w:rPr>
         <w:t xml:space="preserve">). To view a copy of this license, visit </w:t>
       </w:r>
-      <w:hyperlink w:history="1" r:id="rIdf2i52bwlnsqpgxn1-x9hk">
+      <w:hyperlink w:history="1" r:id="rId1sp2jwflsfemvhsh-v-qf">
         <w:r>
           <w:rPr>
             <w:rFonts w:ascii="Arial" w:cs="Arial" w:eastAsia="Arial" w:hAnsi="Arial"/>
